--- a/diplom/ДИПЛОМ_ВОРОБЬЕВ.docx
+++ b/diplom/ДИПЛОМ_ВОРОБЬЕВ.docx
@@ -18208,7 +18208,23 @@
                 <w:sz w:val="28"/>
                 <w:szCs w:val="28"/>
               </w:rPr>
-              <w:t>12% годовых, 36 мес., аннуитетные платежи</w:t>
+              <w:t>12% годовых, 3</w:t>
+            </w:r>
+            <w:r>
+              <w:rPr>
+                <w:rFonts w:ascii="Liberation Serif" w:eastAsia="Liberation Serif" w:hAnsi="Liberation Serif" w:cs="Liberation Serif"/>
+                <w:sz w:val="28"/>
+                <w:szCs w:val="28"/>
+              </w:rPr>
+              <w:t>5</w:t>
+            </w:r>
+            <w:r>
+              <w:rPr>
+                <w:rFonts w:ascii="Liberation Serif" w:eastAsia="Liberation Serif" w:hAnsi="Liberation Serif" w:cs="Liberation Serif"/>
+                <w:sz w:val="28"/>
+                <w:szCs w:val="28"/>
+              </w:rPr>
+              <w:t xml:space="preserve"> мес., аннуитетные платежи</w:t>
             </w:r>
           </w:p>
         </w:tc>
@@ -18296,7 +18312,23 @@
           <w:sz w:val="28"/>
           <w:szCs w:val="28"/>
         </w:rPr>
-        <w:t>), а остаток (~205 000 рублей) формирует начальный оборотный капитал для закупки первой партии комплектующих. Кредит МСП привлекается на стандартных условиях программы поддержки малого и среднего предпринимательства: ставка 12% годовых, срок 36 месяцев, аннуитетные (равные ежемесячные) платежи. Расчётный ежемесячный платёж по кредиту составляет приблизительно 66 400 рублей.</w:t>
+        <w:t>), а остаток (~205 000 рублей) формирует начальный оборотный капитал для закупки первой партии комплектующих. Кредит МСП привлекается на стандартных условиях программы поддержки малого и среднего предпринимательства: ставка 12% годовых, срок 3</w:t>
+      </w:r>
+      <w:r>
+        <w:rPr>
+          <w:rFonts w:ascii="Liberation Serif" w:eastAsia="Liberation Serif" w:hAnsi="Liberation Serif" w:cs="Liberation Serif"/>
+          <w:sz w:val="28"/>
+          <w:szCs w:val="28"/>
+        </w:rPr>
+        <w:t>5</w:t>
+      </w:r>
+      <w:r>
+        <w:rPr>
+          <w:rFonts w:ascii="Liberation Serif" w:eastAsia="Liberation Serif" w:hAnsi="Liberation Serif" w:cs="Liberation Serif"/>
+          <w:sz w:val="28"/>
+          <w:szCs w:val="28"/>
+        </w:rPr>
+        <w:t xml:space="preserve"> месяцев, аннуитетные (равные ежемесячные) платежи. Расчётный ежемесячный платёж по кредиту составляет приблизительно 66 400 рублей.</w:t>
       </w:r>
     </w:p>
     <w:p>
@@ -18440,14 +18472,35 @@
     <w:p>
       <w:pPr>
         <w:spacing w:line="360" w:lineRule="auto"/>
-      </w:pPr>
-      <w:r>
-        <w:rPr>
-          <w:rFonts w:ascii="Liberation Serif" w:eastAsia="Liberation Serif" w:hAnsi="Liberation Serif" w:cs="Liberation Serif"/>
-          <w:sz w:val="28"/>
-          <w:szCs w:val="28"/>
-        </w:rPr>
-        <w:t>– оформление кредитного договора МСП (2 000 000 рублей, 12% годовых, 36 месяцев);</w:t>
+        <w:rPr>
+          <w:rFonts w:ascii="Liberation Serif" w:eastAsia="Liberation Serif" w:hAnsi="Liberation Serif" w:cs="Liberation Serif"/>
+          <w:sz w:val="28"/>
+          <w:szCs w:val="28"/>
+        </w:rPr>
+      </w:pPr>
+      <w:r>
+        <w:rPr>
+          <w:rFonts w:ascii="Liberation Serif" w:eastAsia="Liberation Serif" w:hAnsi="Liberation Serif" w:cs="Liberation Serif"/>
+          <w:sz w:val="28"/>
+          <w:szCs w:val="28"/>
+        </w:rPr>
+        <w:t>– оформление кредитного договора МСП (2 000 000 рублей, 12% годовых, 3</w:t>
+      </w:r>
+      <w:r>
+        <w:rPr>
+          <w:rFonts w:ascii="Liberation Serif" w:eastAsia="Liberation Serif" w:hAnsi="Liberation Serif" w:cs="Liberation Serif"/>
+          <w:sz w:val="28"/>
+          <w:szCs w:val="28"/>
+        </w:rPr>
+        <w:t>5</w:t>
+      </w:r>
+      <w:r>
+        <w:rPr>
+          <w:rFonts w:ascii="Liberation Serif" w:eastAsia="Liberation Serif" w:hAnsi="Liberation Serif" w:cs="Liberation Serif"/>
+          <w:sz w:val="28"/>
+          <w:szCs w:val="28"/>
+        </w:rPr>
+        <w:t xml:space="preserve"> месяцев);</w:t>
       </w:r>
     </w:p>
     <w:p>
@@ -20271,6 +20324,10 @@
       <w:pPr>
         <w:pStyle w:val="FigureCaption"/>
         <w:spacing w:line="360" w:lineRule="auto"/>
+        <w:rPr>
+          <w:rFonts w:eastAsia="Liberation Serif" w:cs="Liberation Serif"/>
+          <w:szCs w:val="24"/>
+        </w:rPr>
       </w:pPr>
       <w:r>
         <w:rPr>
@@ -20279,11 +20336,10 @@
           <w:color w:val="000000"/>
           <w:szCs w:val="24"/>
         </w:rPr>
-        <w:lastRenderedPageBreak/>
         <w:drawing>
-          <wp:inline distT="0" distB="0" distL="0" distR="0" wp14:anchorId="4A14AFEF" wp14:editId="16AE33DA">
-            <wp:extent cx="6152515" cy="3358515"/>
-            <wp:effectExtent l="0" t="0" r="635" b="0"/>
+          <wp:inline distT="0" distB="0" distL="0" distR="0" wp14:anchorId="4A14AFEF" wp14:editId="5C8ED453">
+            <wp:extent cx="5657850" cy="2734310"/>
+            <wp:effectExtent l="0" t="0" r="0" b="8890"/>
             <wp:docPr id="5" name="Рисунок 32"/>
             <wp:cNvGraphicFramePr>
               <a:graphicFrameLocks xmlns:a="http://schemas.openxmlformats.org/drawingml/2006/main" noChangeAspect="1"/>
@@ -20304,7 +20360,7 @@
                   <pic:spPr>
                     <a:xfrm>
                       <a:off x="0" y="0"/>
-                      <a:ext cx="6152515" cy="3358515"/>
+                      <a:ext cx="5695156" cy="2752339"/>
                     </a:xfrm>
                     <a:prstGeom prst="rect">
                       <a:avLst/>
@@ -20316,6 +20372,12 @@
           </wp:inline>
         </w:drawing>
       </w:r>
+    </w:p>
+    <w:p>
+      <w:pPr>
+        <w:pStyle w:val="FigureCaption"/>
+        <w:spacing w:line="360" w:lineRule="auto"/>
+      </w:pPr>
       <w:r>
         <w:rPr>
           <w:rFonts w:eastAsia="Liberation Serif" w:cs="Liberation Serif"/>
@@ -20334,6 +20396,7 @@
           <w:sz w:val="28"/>
           <w:szCs w:val="28"/>
         </w:rPr>
+        <w:lastRenderedPageBreak/>
         <w:t>Этап 1. Входной контроль комплектующих (ВТК). Партии печатных плат с выполненным SMT-монтажом, поступающие от контрактного производителя ООО «Электроконнект», подвергаются обязательному визуальному и инструментальному контролю. Техник ОТК осуществляет выборочную проверку качества пайки SMD-компонентов под бинокулярным микроскопом (в соответствии с критериями приёмки IPC-A-610 [13] класс 2), а также инструментальную проверку электрических параметров мультиметром (целостность цепей питания, отсутствие коротких замыканий между шинами). Партии, не прошедшие входной контроль, возвращаются поставщику по рекламации. Пластиковые корпуса проверяются на отсутствие деформаций, сколов и целостность воздухозаборных щелей дымовой камеры.</w:t>
       </w:r>
     </w:p>
@@ -20440,8 +20503,424 @@
           <w:sz w:val="28"/>
           <w:szCs w:val="28"/>
         </w:rPr>
+        <w:t xml:space="preserve">– впаивание выводных оптических компонентов — ИК-излучателя </w:t>
+      </w:r>
+      <w:proofErr w:type="spellStart"/>
+      <w:r>
+        <w:rPr>
+          <w:rFonts w:ascii="Liberation Serif" w:eastAsia="Liberation Serif" w:hAnsi="Liberation Serif" w:cs="Liberation Serif"/>
+          <w:sz w:val="28"/>
+          <w:szCs w:val="28"/>
+        </w:rPr>
+        <w:t>Kingbright</w:t>
+      </w:r>
+      <w:proofErr w:type="spellEnd"/>
+      <w:r>
+        <w:rPr>
+          <w:rFonts w:ascii="Liberation Serif" w:eastAsia="Liberation Serif" w:hAnsi="Liberation Serif" w:cs="Liberation Serif"/>
+          <w:sz w:val="28"/>
+          <w:szCs w:val="28"/>
+        </w:rPr>
+        <w:t xml:space="preserve"> </w:t>
+      </w:r>
+      <w:r>
+        <w:rPr>
+          <w:rFonts w:ascii="Liberation Serif" w:eastAsia="Liberation Serif" w:hAnsi="Liberation Serif" w:cs="Liberation Serif"/>
+          <w:sz w:val="28"/>
+          <w:szCs w:val="28"/>
+        </w:rPr>
+        <w:t>L</w:t>
+      </w:r>
+      <w:r>
+        <w:rPr>
+          <w:rFonts w:ascii="Liberation Serif" w:eastAsia="Liberation Serif" w:hAnsi="Liberation Serif" w:cs="Liberation Serif"/>
+          <w:sz w:val="28"/>
+          <w:szCs w:val="28"/>
+        </w:rPr>
+        <w:t>-34</w:t>
+      </w:r>
+      <w:r>
+        <w:rPr>
+          <w:rFonts w:ascii="Liberation Serif" w:eastAsia="Liberation Serif" w:hAnsi="Liberation Serif" w:cs="Liberation Serif"/>
+          <w:sz w:val="28"/>
+          <w:szCs w:val="28"/>
+        </w:rPr>
+        <w:t>F</w:t>
+      </w:r>
+      <w:r>
+        <w:rPr>
+          <w:rFonts w:ascii="Liberation Serif" w:eastAsia="Liberation Serif" w:hAnsi="Liberation Serif" w:cs="Liberation Serif"/>
+          <w:sz w:val="28"/>
+          <w:szCs w:val="28"/>
+        </w:rPr>
+        <w:t>3</w:t>
+      </w:r>
+      <w:r>
+        <w:rPr>
+          <w:rFonts w:ascii="Liberation Serif" w:eastAsia="Liberation Serif" w:hAnsi="Liberation Serif" w:cs="Liberation Serif"/>
+          <w:sz w:val="28"/>
+          <w:szCs w:val="28"/>
+        </w:rPr>
+        <w:t>C</w:t>
+      </w:r>
+      <w:r>
+        <w:rPr>
+          <w:rFonts w:ascii="Liberation Serif" w:eastAsia="Liberation Serif" w:hAnsi="Liberation Serif" w:cs="Liberation Serif"/>
+          <w:sz w:val="28"/>
+          <w:szCs w:val="28"/>
+        </w:rPr>
+        <w:t xml:space="preserve"> и фототранзистора </w:t>
+      </w:r>
+      <w:r>
+        <w:rPr>
+          <w:rFonts w:ascii="Liberation Serif" w:eastAsia="Liberation Serif" w:hAnsi="Liberation Serif" w:cs="Liberation Serif"/>
+          <w:sz w:val="28"/>
+          <w:szCs w:val="28"/>
+        </w:rPr>
+        <w:t>Lite</w:t>
+      </w:r>
+      <w:r>
+        <w:rPr>
+          <w:rFonts w:ascii="Liberation Serif" w:eastAsia="Liberation Serif" w:hAnsi="Liberation Serif" w:cs="Liberation Serif"/>
+          <w:sz w:val="28"/>
+          <w:szCs w:val="28"/>
+        </w:rPr>
+        <w:t>-</w:t>
+      </w:r>
+      <w:r>
+        <w:rPr>
+          <w:rFonts w:ascii="Liberation Serif" w:eastAsia="Liberation Serif" w:hAnsi="Liberation Serif" w:cs="Liberation Serif"/>
+          <w:sz w:val="28"/>
+          <w:szCs w:val="28"/>
+        </w:rPr>
+        <w:t>On</w:t>
+      </w:r>
+      <w:r>
+        <w:rPr>
+          <w:rFonts w:ascii="Liberation Serif" w:eastAsia="Liberation Serif" w:hAnsi="Liberation Serif" w:cs="Liberation Serif"/>
+          <w:sz w:val="28"/>
+          <w:szCs w:val="28"/>
+        </w:rPr>
+        <w:t xml:space="preserve"> </w:t>
+      </w:r>
+      <w:r>
+        <w:rPr>
+          <w:rFonts w:ascii="Liberation Serif" w:eastAsia="Liberation Serif" w:hAnsi="Liberation Serif" w:cs="Liberation Serif"/>
+          <w:sz w:val="28"/>
+          <w:szCs w:val="28"/>
+        </w:rPr>
+        <w:t>LTR</w:t>
+      </w:r>
+      <w:r>
+        <w:rPr>
+          <w:rFonts w:ascii="Liberation Serif" w:eastAsia="Liberation Serif" w:hAnsi="Liberation Serif" w:cs="Liberation Serif"/>
+          <w:sz w:val="28"/>
+          <w:szCs w:val="28"/>
+        </w:rPr>
+        <w:t>-301 — в посадочные места на печатной плате с соблюдением температурного профиля пайки (температура жала 350 °</w:t>
+      </w:r>
+      <w:r>
+        <w:rPr>
+          <w:rFonts w:ascii="Liberation Serif" w:eastAsia="Liberation Serif" w:hAnsi="Liberation Serif" w:cs="Liberation Serif"/>
+          <w:sz w:val="28"/>
+          <w:szCs w:val="28"/>
+        </w:rPr>
+        <w:t>C</w:t>
+      </w:r>
+      <w:r>
+        <w:rPr>
+          <w:rFonts w:ascii="Liberation Serif" w:eastAsia="Liberation Serif" w:hAnsi="Liberation Serif" w:cs="Liberation Serif"/>
+          <w:sz w:val="28"/>
+          <w:szCs w:val="28"/>
+        </w:rPr>
+        <w:t>, время контакта не более 3 секунд);</w:t>
+      </w:r>
+    </w:p>
+    <w:p>
+      <w:pPr>
+        <w:spacing w:line="360" w:lineRule="auto"/>
+      </w:pPr>
+      <w:r>
+        <w:rPr>
+          <w:rFonts w:ascii="Liberation Serif" w:eastAsia="Liberation Serif" w:hAnsi="Liberation Serif" w:cs="Liberation Serif"/>
+          <w:sz w:val="28"/>
+          <w:szCs w:val="28"/>
+        </w:rPr>
+        <w:t xml:space="preserve">– впаивание </w:t>
+      </w:r>
+      <w:r>
+        <w:rPr>
+          <w:rFonts w:ascii="Liberation Serif" w:eastAsia="Liberation Serif" w:hAnsi="Liberation Serif" w:cs="Liberation Serif"/>
+          <w:sz w:val="28"/>
+          <w:szCs w:val="28"/>
+        </w:rPr>
+        <w:t>NTC</w:t>
+      </w:r>
+      <w:r>
+        <w:rPr>
+          <w:rFonts w:ascii="Liberation Serif" w:eastAsia="Liberation Serif" w:hAnsi="Liberation Serif" w:cs="Liberation Serif"/>
+          <w:sz w:val="28"/>
+          <w:szCs w:val="28"/>
+        </w:rPr>
+        <w:t xml:space="preserve">-термистора </w:t>
+      </w:r>
+      <w:r>
+        <w:rPr>
+          <w:rFonts w:ascii="Liberation Serif" w:eastAsia="Liberation Serif" w:hAnsi="Liberation Serif" w:cs="Liberation Serif"/>
+          <w:sz w:val="28"/>
+          <w:szCs w:val="28"/>
+        </w:rPr>
+        <w:t>Murata</w:t>
+      </w:r>
+      <w:r>
+        <w:rPr>
+          <w:rFonts w:ascii="Liberation Serif" w:eastAsia="Liberation Serif" w:hAnsi="Liberation Serif" w:cs="Liberation Serif"/>
+          <w:sz w:val="28"/>
+          <w:szCs w:val="28"/>
+        </w:rPr>
+        <w:t xml:space="preserve"> </w:t>
+      </w:r>
+      <w:r>
+        <w:rPr>
+          <w:rFonts w:ascii="Liberation Serif" w:eastAsia="Liberation Serif" w:hAnsi="Liberation Serif" w:cs="Liberation Serif"/>
+          <w:sz w:val="28"/>
+          <w:szCs w:val="28"/>
+        </w:rPr>
+        <w:t>NCP</w:t>
+      </w:r>
+      <w:r>
+        <w:rPr>
+          <w:rFonts w:ascii="Liberation Serif" w:eastAsia="Liberation Serif" w:hAnsi="Liberation Serif" w:cs="Liberation Serif"/>
+          <w:sz w:val="28"/>
+          <w:szCs w:val="28"/>
+        </w:rPr>
+        <w:t>18</w:t>
+      </w:r>
+      <w:r>
+        <w:rPr>
+          <w:rFonts w:ascii="Liberation Serif" w:eastAsia="Liberation Serif" w:hAnsi="Liberation Serif" w:cs="Liberation Serif"/>
+          <w:sz w:val="28"/>
+          <w:szCs w:val="28"/>
+        </w:rPr>
+        <w:t>XH</w:t>
+      </w:r>
+      <w:r>
+        <w:rPr>
+          <w:rFonts w:ascii="Liberation Serif" w:eastAsia="Liberation Serif" w:hAnsi="Liberation Serif" w:cs="Liberation Serif"/>
+          <w:sz w:val="28"/>
+          <w:szCs w:val="28"/>
+        </w:rPr>
+        <w:t>103</w:t>
+      </w:r>
+      <w:r>
+        <w:rPr>
+          <w:rFonts w:ascii="Liberation Serif" w:eastAsia="Liberation Serif" w:hAnsi="Liberation Serif" w:cs="Liberation Serif"/>
+          <w:sz w:val="28"/>
+          <w:szCs w:val="28"/>
+        </w:rPr>
+        <w:t>F</w:t>
+      </w:r>
+      <w:r>
+        <w:rPr>
+          <w:rFonts w:ascii="Liberation Serif" w:eastAsia="Liberation Serif" w:hAnsi="Liberation Serif" w:cs="Liberation Serif"/>
+          <w:sz w:val="28"/>
+          <w:szCs w:val="28"/>
+        </w:rPr>
+        <w:t>03</w:t>
+      </w:r>
+      <w:r>
+        <w:rPr>
+          <w:rFonts w:ascii="Liberation Serif" w:eastAsia="Liberation Serif" w:hAnsi="Liberation Serif" w:cs="Liberation Serif"/>
+          <w:sz w:val="28"/>
+          <w:szCs w:val="28"/>
+        </w:rPr>
+        <w:t>RB</w:t>
+      </w:r>
+      <w:r>
+        <w:rPr>
+          <w:rFonts w:ascii="Liberation Serif" w:eastAsia="Liberation Serif" w:hAnsi="Liberation Serif" w:cs="Liberation Serif"/>
+          <w:sz w:val="28"/>
+          <w:szCs w:val="28"/>
+        </w:rPr>
+        <w:t xml:space="preserve"> (выводной вариант для </w:t>
+      </w:r>
+      <w:r>
+        <w:rPr>
+          <w:rFonts w:ascii="Liberation Serif" w:eastAsia="Liberation Serif" w:hAnsi="Liberation Serif" w:cs="Liberation Serif"/>
+          <w:sz w:val="28"/>
+          <w:szCs w:val="28"/>
+        </w:rPr>
+        <w:t>THT</w:t>
+      </w:r>
+      <w:r>
+        <w:rPr>
+          <w:rFonts w:ascii="Liberation Serif" w:eastAsia="Liberation Serif" w:hAnsi="Liberation Serif" w:cs="Liberation Serif"/>
+          <w:sz w:val="28"/>
+          <w:szCs w:val="28"/>
+        </w:rPr>
+        <w:t xml:space="preserve">-монтажа, если не установлен на </w:t>
+      </w:r>
+      <w:r>
+        <w:rPr>
+          <w:rFonts w:ascii="Liberation Serif" w:eastAsia="Liberation Serif" w:hAnsi="Liberation Serif" w:cs="Liberation Serif"/>
+          <w:sz w:val="28"/>
+          <w:szCs w:val="28"/>
+        </w:rPr>
+        <w:t>SMT</w:t>
+      </w:r>
+      <w:r>
+        <w:rPr>
+          <w:rFonts w:ascii="Liberation Serif" w:eastAsia="Liberation Serif" w:hAnsi="Liberation Serif" w:cs="Liberation Serif"/>
+          <w:sz w:val="28"/>
+          <w:szCs w:val="28"/>
+        </w:rPr>
+        <w:t>-этапе);</w:t>
+      </w:r>
+    </w:p>
+    <w:p>
+      <w:pPr>
+        <w:spacing w:line="360" w:lineRule="auto"/>
+      </w:pPr>
+      <w:r>
+        <w:rPr>
+          <w:rFonts w:ascii="Liberation Serif" w:eastAsia="Liberation Serif" w:hAnsi="Liberation Serif" w:cs="Liberation Serif"/>
+          <w:sz w:val="28"/>
+          <w:szCs w:val="28"/>
+        </w:rPr>
+        <w:t>– установка оптического лабиринта (дымовой камеры) на печатную плату и фиксация защёлками;</w:t>
+      </w:r>
+    </w:p>
+    <w:p>
+      <w:pPr>
+        <w:spacing w:line="360" w:lineRule="auto"/>
+      </w:pPr>
+      <w:r>
+        <w:rPr>
+          <w:rFonts w:ascii="Liberation Serif" w:eastAsia="Liberation Serif" w:hAnsi="Liberation Serif" w:cs="Liberation Serif"/>
+          <w:sz w:val="28"/>
+          <w:szCs w:val="28"/>
+        </w:rPr>
+        <w:t>– механическая сборка: защёлкивание платы с лабиринтом в нижнюю часть пластикового корпуса, установка верхней крышки;</w:t>
+      </w:r>
+    </w:p>
+    <w:p>
+      <w:pPr>
+        <w:spacing w:line="360" w:lineRule="auto"/>
+      </w:pPr>
+      <w:r>
+        <w:rPr>
+          <w:rFonts w:ascii="Liberation Serif" w:eastAsia="Liberation Serif" w:hAnsi="Liberation Serif" w:cs="Liberation Serif"/>
+          <w:sz w:val="28"/>
+          <w:szCs w:val="28"/>
+        </w:rPr>
+        <w:t>– визуальный контроль собранного изделия: проверка корректности защёлкивания, отсутствия зазоров, свободного прохождения воздуха через дымовую камеру.</w:t>
+      </w:r>
+    </w:p>
+    <w:p>
+      <w:pPr>
+        <w:spacing w:line="360" w:lineRule="auto"/>
+      </w:pPr>
+      <w:r>
+        <w:rPr>
+          <w:rFonts w:ascii="Liberation Serif" w:eastAsia="Liberation Serif" w:hAnsi="Liberation Serif" w:cs="Liberation Serif"/>
+          <w:sz w:val="28"/>
+          <w:szCs w:val="28"/>
+        </w:rPr>
         <w:lastRenderedPageBreak/>
-        <w:t xml:space="preserve">– впаивание выводных оптических компонентов — ИК-излучателя </w:t>
+        <w:t>Среднее время выполнения этапа 2 составляет 12–15 минут на одно изделие. При работе двух сборщиков в штатном режиме производительность участка ручного монтажа составляет до 40–45 изделий за рабочую смену (8 часов).</w:t>
+      </w:r>
+    </w:p>
+    <w:p>
+      <w:pPr>
+        <w:spacing w:line="360" w:lineRule="auto"/>
+      </w:pPr>
+      <w:r>
+        <w:rPr>
+          <w:rFonts w:ascii="Liberation Serif" w:eastAsia="Liberation Serif" w:hAnsi="Liberation Serif" w:cs="Liberation Serif"/>
+          <w:sz w:val="28"/>
+          <w:szCs w:val="28"/>
+        </w:rPr>
+        <w:t xml:space="preserve">Этап 3. Программирование (прошивка) микроконтроллера. Собранное изделие подключается к автоматизированному рабочему месту (АРМ) программатора через интерфейс </w:t>
+      </w:r>
+      <w:r>
+        <w:rPr>
+          <w:rFonts w:ascii="Liberation Serif" w:eastAsia="Liberation Serif" w:hAnsi="Liberation Serif" w:cs="Liberation Serif"/>
+          <w:sz w:val="28"/>
+          <w:szCs w:val="28"/>
+        </w:rPr>
+        <w:t>SWD</w:t>
+      </w:r>
+      <w:r>
+        <w:rPr>
+          <w:rFonts w:ascii="Liberation Serif" w:eastAsia="Liberation Serif" w:hAnsi="Liberation Serif" w:cs="Liberation Serif"/>
+          <w:sz w:val="28"/>
+          <w:szCs w:val="28"/>
+        </w:rPr>
+        <w:t xml:space="preserve"> (</w:t>
+      </w:r>
+      <w:r>
+        <w:rPr>
+          <w:rFonts w:ascii="Liberation Serif" w:eastAsia="Liberation Serif" w:hAnsi="Liberation Serif" w:cs="Liberation Serif"/>
+          <w:sz w:val="28"/>
+          <w:szCs w:val="28"/>
+        </w:rPr>
+        <w:t>Serial</w:t>
+      </w:r>
+      <w:r>
+        <w:rPr>
+          <w:rFonts w:ascii="Liberation Serif" w:eastAsia="Liberation Serif" w:hAnsi="Liberation Serif" w:cs="Liberation Serif"/>
+          <w:sz w:val="28"/>
+          <w:szCs w:val="28"/>
+        </w:rPr>
+        <w:t xml:space="preserve"> </w:t>
+      </w:r>
+      <w:r>
+        <w:rPr>
+          <w:rFonts w:ascii="Liberation Serif" w:eastAsia="Liberation Serif" w:hAnsi="Liberation Serif" w:cs="Liberation Serif"/>
+          <w:sz w:val="28"/>
+          <w:szCs w:val="28"/>
+        </w:rPr>
+        <w:t>Wire</w:t>
+      </w:r>
+      <w:r>
+        <w:rPr>
+          <w:rFonts w:ascii="Liberation Serif" w:eastAsia="Liberation Serif" w:hAnsi="Liberation Serif" w:cs="Liberation Serif"/>
+          <w:sz w:val="28"/>
+          <w:szCs w:val="28"/>
+        </w:rPr>
+        <w:t xml:space="preserve"> </w:t>
+      </w:r>
+      <w:r>
+        <w:rPr>
+          <w:rFonts w:ascii="Liberation Serif" w:eastAsia="Liberation Serif" w:hAnsi="Liberation Serif" w:cs="Liberation Serif"/>
+          <w:sz w:val="28"/>
+          <w:szCs w:val="28"/>
+        </w:rPr>
+        <w:t>Debug</w:t>
+      </w:r>
+      <w:r>
+        <w:rPr>
+          <w:rFonts w:ascii="Liberation Serif" w:eastAsia="Liberation Serif" w:hAnsi="Liberation Serif" w:cs="Liberation Serif"/>
+          <w:sz w:val="28"/>
+          <w:szCs w:val="28"/>
+        </w:rPr>
+        <w:t xml:space="preserve">) посредством аппаратного программатора </w:t>
+      </w:r>
+      <w:r>
+        <w:rPr>
+          <w:rFonts w:ascii="Liberation Serif" w:eastAsia="Liberation Serif" w:hAnsi="Liberation Serif" w:cs="Liberation Serif"/>
+          <w:sz w:val="28"/>
+          <w:szCs w:val="28"/>
+        </w:rPr>
+        <w:t>WCH</w:t>
+      </w:r>
+      <w:r>
+        <w:rPr>
+          <w:rFonts w:ascii="Liberation Serif" w:eastAsia="Liberation Serif" w:hAnsi="Liberation Serif" w:cs="Liberation Serif"/>
+          <w:sz w:val="28"/>
+          <w:szCs w:val="28"/>
+        </w:rPr>
+        <w:t>-</w:t>
       </w:r>
       <w:proofErr w:type="spellStart"/>
       <w:r>
@@ -20450,7 +20929,7 @@
           <w:sz w:val="28"/>
           <w:szCs w:val="28"/>
         </w:rPr>
-        <w:t>Kingbright</w:t>
+        <w:t>LinkE</w:t>
       </w:r>
       <w:proofErr w:type="spellEnd"/>
       <w:r>
@@ -20459,6 +20938,24 @@
           <w:sz w:val="28"/>
           <w:szCs w:val="28"/>
         </w:rPr>
+        <w:t xml:space="preserve">. Процедура прошивки полностью автоматизирована: скрипт среды разработки </w:t>
+      </w:r>
+      <w:proofErr w:type="spellStart"/>
+      <w:r>
+        <w:rPr>
+          <w:rFonts w:ascii="Liberation Serif" w:eastAsia="Liberation Serif" w:hAnsi="Liberation Serif" w:cs="Liberation Serif"/>
+          <w:sz w:val="28"/>
+          <w:szCs w:val="28"/>
+        </w:rPr>
+        <w:t>MounRiver</w:t>
+      </w:r>
+      <w:proofErr w:type="spellEnd"/>
+      <w:r>
+        <w:rPr>
+          <w:rFonts w:ascii="Liberation Serif" w:eastAsia="Liberation Serif" w:hAnsi="Liberation Serif" w:cs="Liberation Serif"/>
+          <w:sz w:val="28"/>
+          <w:szCs w:val="28"/>
+        </w:rPr>
         <w:t xml:space="preserve"> </w:t>
       </w:r>
       <w:r>
@@ -20467,15 +20964,47 @@
           <w:sz w:val="28"/>
           <w:szCs w:val="28"/>
         </w:rPr>
-        <w:t>L</w:t>
-      </w:r>
-      <w:r>
-        <w:rPr>
-          <w:rFonts w:ascii="Liberation Serif" w:eastAsia="Liberation Serif" w:hAnsi="Liberation Serif" w:cs="Liberation Serif"/>
-          <w:sz w:val="28"/>
-          <w:szCs w:val="28"/>
-        </w:rPr>
-        <w:t>-34</w:t>
+        <w:t>Studio</w:t>
+      </w:r>
+      <w:r>
+        <w:rPr>
+          <w:rFonts w:ascii="Liberation Serif" w:eastAsia="Liberation Serif" w:hAnsi="Liberation Serif" w:cs="Liberation Serif"/>
+          <w:sz w:val="28"/>
+          <w:szCs w:val="28"/>
+        </w:rPr>
+        <w:t xml:space="preserve"> последовательно выполняет стирание памяти микроконтроллера </w:t>
+      </w:r>
+      <w:r>
+        <w:rPr>
+          <w:rFonts w:ascii="Liberation Serif" w:eastAsia="Liberation Serif" w:hAnsi="Liberation Serif" w:cs="Liberation Serif"/>
+          <w:sz w:val="28"/>
+          <w:szCs w:val="28"/>
+        </w:rPr>
+        <w:t>CH</w:t>
+      </w:r>
+      <w:r>
+        <w:rPr>
+          <w:rFonts w:ascii="Liberation Serif" w:eastAsia="Liberation Serif" w:hAnsi="Liberation Serif" w:cs="Liberation Serif"/>
+          <w:sz w:val="28"/>
+          <w:szCs w:val="28"/>
+        </w:rPr>
+        <w:t>32</w:t>
+      </w:r>
+      <w:r>
+        <w:rPr>
+          <w:rFonts w:ascii="Liberation Serif" w:eastAsia="Liberation Serif" w:hAnsi="Liberation Serif" w:cs="Liberation Serif"/>
+          <w:sz w:val="28"/>
+          <w:szCs w:val="28"/>
+        </w:rPr>
+        <w:t>V</w:t>
+      </w:r>
+      <w:r>
+        <w:rPr>
+          <w:rFonts w:ascii="Liberation Serif" w:eastAsia="Liberation Serif" w:hAnsi="Liberation Serif" w:cs="Liberation Serif"/>
+          <w:sz w:val="28"/>
+          <w:szCs w:val="28"/>
+        </w:rPr>
+        <w:t>003</w:t>
       </w:r>
       <w:r>
         <w:rPr>
@@ -20491,7 +21020,148 @@
           <w:sz w:val="28"/>
           <w:szCs w:val="28"/>
         </w:rPr>
-        <w:t>3</w:t>
+        <w:t>4</w:t>
+      </w:r>
+      <w:r>
+        <w:rPr>
+          <w:rFonts w:ascii="Liberation Serif" w:eastAsia="Liberation Serif" w:hAnsi="Liberation Serif" w:cs="Liberation Serif"/>
+          <w:sz w:val="28"/>
+          <w:szCs w:val="28"/>
+        </w:rPr>
+        <w:t>P</w:t>
+      </w:r>
+      <w:r>
+        <w:rPr>
+          <w:rFonts w:ascii="Liberation Serif" w:eastAsia="Liberation Serif" w:hAnsi="Liberation Serif" w:cs="Liberation Serif"/>
+          <w:sz w:val="28"/>
+          <w:szCs w:val="28"/>
+        </w:rPr>
+        <w:t>6, запись бинарного файла встроенного программного обеспечения (</w:t>
+      </w:r>
+      <w:r>
+        <w:rPr>
+          <w:rFonts w:ascii="Liberation Serif" w:eastAsia="Liberation Serif" w:hAnsi="Liberation Serif" w:cs="Liberation Serif"/>
+          <w:sz w:val="28"/>
+          <w:szCs w:val="28"/>
+        </w:rPr>
+        <w:t>firmware</w:t>
+      </w:r>
+      <w:r>
+        <w:rPr>
+          <w:rFonts w:ascii="Liberation Serif" w:eastAsia="Liberation Serif" w:hAnsi="Liberation Serif" w:cs="Liberation Serif"/>
+          <w:sz w:val="28"/>
+          <w:szCs w:val="28"/>
+        </w:rPr>
+        <w:t>), верификацию контрольной суммы (</w:t>
+      </w:r>
+      <w:r>
+        <w:rPr>
+          <w:rFonts w:ascii="Liberation Serif" w:eastAsia="Liberation Serif" w:hAnsi="Liberation Serif" w:cs="Liberation Serif"/>
+          <w:sz w:val="28"/>
+          <w:szCs w:val="28"/>
+        </w:rPr>
+        <w:t>CRC</w:t>
+      </w:r>
+      <w:r>
+        <w:rPr>
+          <w:rFonts w:ascii="Liberation Serif" w:eastAsia="Liberation Serif" w:hAnsi="Liberation Serif" w:cs="Liberation Serif"/>
+          <w:sz w:val="28"/>
+          <w:szCs w:val="28"/>
+        </w:rPr>
+        <w:t xml:space="preserve">-32) и присвоение уникального серийного номера изделия. Результат операции (успех или ошибка) автоматически регистрируется в базе данных </w:t>
+      </w:r>
+      <w:r>
+        <w:rPr>
+          <w:rFonts w:ascii="Liberation Serif" w:eastAsia="Liberation Serif" w:hAnsi="Liberation Serif" w:cs="Liberation Serif"/>
+          <w:sz w:val="28"/>
+          <w:szCs w:val="28"/>
+        </w:rPr>
+        <w:t>MES</w:t>
+      </w:r>
+      <w:r>
+        <w:rPr>
+          <w:rFonts w:ascii="Liberation Serif" w:eastAsia="Liberation Serif" w:hAnsi="Liberation Serif" w:cs="Liberation Serif"/>
+          <w:sz w:val="28"/>
+          <w:szCs w:val="28"/>
+        </w:rPr>
+        <w:t>-системы. Время прошивки одного изделия — менее 30 секунд. При использовании группового программатора (до 4 изделий одновременно) производительность этапа не является узким местом технологического процесса.</w:t>
+      </w:r>
+    </w:p>
+    <w:p>
+      <w:pPr>
+        <w:spacing w:line="360" w:lineRule="auto"/>
+      </w:pPr>
+      <w:r>
+        <w:rPr>
+          <w:rFonts w:ascii="Liberation Serif" w:eastAsia="Liberation Serif" w:hAnsi="Liberation Serif" w:cs="Liberation Serif"/>
+          <w:sz w:val="28"/>
+          <w:szCs w:val="28"/>
+        </w:rPr>
+        <w:t>Этап 4. Автоматизированное функциональное тестирование на комбинированном стенде «СИ-ТДК». Данный этап является ключевым элементом системы управления качеством и центральным объектом автоматизации в настоящей выпускной квалификационной работе.</w:t>
+      </w:r>
+    </w:p>
+    <w:p>
+      <w:pPr>
+        <w:spacing w:line="360" w:lineRule="auto"/>
+      </w:pPr>
+      <w:r>
+        <w:rPr>
+          <w:rFonts w:ascii="Liberation Serif" w:eastAsia="Liberation Serif" w:hAnsi="Liberation Serif" w:cs="Liberation Serif"/>
+          <w:sz w:val="28"/>
+          <w:szCs w:val="28"/>
+        </w:rPr>
+        <w:t xml:space="preserve">Комбинированный стенд «СИ-ТДК» предназначен для проведения функциональных испытаний, испытаний по устойчивости к повышенной температуре и изменению напряжений питания извещателей пожарных тепловых точечных, тепловых линейных и дымовых оптико-электронных точечных. Стенд объединяет в единой конструкции аэродинамический канал для тестирования дымового сенсора и термокамеру для тестирования теплового канала, что позволяет провести полный цикл функциональных </w:t>
+      </w:r>
+      <w:r>
+        <w:rPr>
+          <w:rFonts w:ascii="Liberation Serif" w:eastAsia="Liberation Serif" w:hAnsi="Liberation Serif" w:cs="Liberation Serif"/>
+          <w:sz w:val="28"/>
+          <w:szCs w:val="28"/>
+        </w:rPr>
+        <w:lastRenderedPageBreak/>
+        <w:t>испытаний комбинированного извещателя на одной установке без перемещения изделия между различными стендами.</w:t>
+      </w:r>
+    </w:p>
+    <w:p>
+      <w:pPr>
+        <w:spacing w:line="360" w:lineRule="auto"/>
+      </w:pPr>
+      <w:r>
+        <w:rPr>
+          <w:rFonts w:ascii="Liberation Serif" w:eastAsia="Liberation Serif" w:hAnsi="Liberation Serif" w:cs="Liberation Serif"/>
+          <w:sz w:val="28"/>
+          <w:szCs w:val="28"/>
+        </w:rPr>
+        <w:t>Алгоритм автоматизированного тестирования реализован в программном обеспечении стенда «СИ-ТДК» и включает последовательные испытания дымового канала (контролируемая подача аэрозоля с градиентным нарастанием оптической плотности и фиксацией порога срабатывания) и теплового канала (нагрев с заданным температурным градиентом для проверки дифференциального и максимального режимов). По завершении полного цикла стенд автоматически формирует цифровой протокол для каждого серийного номера.</w:t>
+      </w:r>
+    </w:p>
+    <w:p>
+      <w:pPr>
+        <w:spacing w:line="360" w:lineRule="auto"/>
+      </w:pPr>
+      <w:r>
+        <w:rPr>
+          <w:rFonts w:ascii="Liberation Serif" w:eastAsia="Liberation Serif" w:hAnsi="Liberation Serif" w:cs="Liberation Serif"/>
+          <w:sz w:val="28"/>
+          <w:szCs w:val="28"/>
+        </w:rPr>
+        <w:t xml:space="preserve">Дополнительно на предприятии эксплуатируется климатическая камера «Тепло-Влага ПРО КТВ 0/130-120 </w:t>
+      </w:r>
+      <w:r>
+        <w:rPr>
+          <w:rFonts w:ascii="Liberation Serif" w:eastAsia="Liberation Serif" w:hAnsi="Liberation Serif" w:cs="Liberation Serif"/>
+          <w:sz w:val="28"/>
+          <w:szCs w:val="28"/>
+        </w:rPr>
+        <w:t>silent</w:t>
+      </w:r>
+      <w:r>
+        <w:rPr>
+          <w:rFonts w:ascii="Liberation Serif" w:eastAsia="Liberation Serif" w:hAnsi="Liberation Serif" w:cs="Liberation Serif"/>
+          <w:sz w:val="28"/>
+          <w:szCs w:val="28"/>
+        </w:rPr>
+        <w:t>», предназначенная для проведения расширенных квалификационных (типовых) испытаний. В отличие от стенда «СИ-ТДК», используемого для 100% приёмо-сдаточного контроля, климатическая камера применяется для периодических испытаний выборки из серийной партии на устойчивость к воздействию повышенной влажности (до 98%), циклическим перепадам температур (от 0 до +130 °</w:t>
       </w:r>
       <w:r>
         <w:rPr>
@@ -20507,32 +21177,113 @@
           <w:sz w:val="28"/>
           <w:szCs w:val="28"/>
         </w:rPr>
-        <w:t xml:space="preserve"> и фототранзистора </w:t>
-      </w:r>
-      <w:r>
-        <w:rPr>
-          <w:rFonts w:ascii="Liberation Serif" w:eastAsia="Liberation Serif" w:hAnsi="Liberation Serif" w:cs="Liberation Serif"/>
-          <w:sz w:val="28"/>
-          <w:szCs w:val="28"/>
-        </w:rPr>
-        <w:t>Lite</w:t>
-      </w:r>
-      <w:r>
-        <w:rPr>
-          <w:rFonts w:ascii="Liberation Serif" w:eastAsia="Liberation Serif" w:hAnsi="Liberation Serif" w:cs="Liberation Serif"/>
-          <w:sz w:val="28"/>
-          <w:szCs w:val="28"/>
-        </w:rPr>
-        <w:t>-</w:t>
-      </w:r>
-      <w:r>
-        <w:rPr>
-          <w:rFonts w:ascii="Liberation Serif" w:eastAsia="Liberation Serif" w:hAnsi="Liberation Serif" w:cs="Liberation Serif"/>
-          <w:sz w:val="28"/>
-          <w:szCs w:val="28"/>
-        </w:rPr>
-        <w:t>On</w:t>
-      </w:r>
+        <w:t>) и длительному термостарению. Результаты квалификационных испытаний являются обязательным приложением к сертификату соответствия ТР ЕАЭС 043/2017 и подтверждают заявленный срок службы изделия (не менее 10 лет по ГОСТ Р 53325-2024).</w:t>
+      </w:r>
+    </w:p>
+    <w:p>
+      <w:pPr>
+        <w:spacing w:line="360" w:lineRule="auto"/>
+      </w:pPr>
+      <w:r>
+        <w:rPr>
+          <w:rFonts w:ascii="Liberation Serif" w:eastAsia="Liberation Serif" w:hAnsi="Liberation Serif" w:cs="Liberation Serif"/>
+          <w:sz w:val="28"/>
+          <w:szCs w:val="28"/>
+        </w:rPr>
+        <w:t xml:space="preserve">Этап 5. </w:t>
+      </w:r>
+      <w:proofErr w:type="spellStart"/>
+      <w:r>
+        <w:rPr>
+          <w:rFonts w:ascii="Liberation Serif" w:eastAsia="Liberation Serif" w:hAnsi="Liberation Serif" w:cs="Liberation Serif"/>
+          <w:sz w:val="28"/>
+          <w:szCs w:val="28"/>
+        </w:rPr>
+        <w:t>Сериализация</w:t>
+      </w:r>
+      <w:proofErr w:type="spellEnd"/>
+      <w:r>
+        <w:rPr>
+          <w:rFonts w:ascii="Liberation Serif" w:eastAsia="Liberation Serif" w:hAnsi="Liberation Serif" w:cs="Liberation Serif"/>
+          <w:sz w:val="28"/>
+          <w:szCs w:val="28"/>
+        </w:rPr>
+        <w:t xml:space="preserve">, маркировка и блокировка брака. </w:t>
+      </w:r>
+      <w:r>
+        <w:rPr>
+          <w:rFonts w:ascii="Liberation Serif" w:eastAsia="Liberation Serif" w:hAnsi="Liberation Serif" w:cs="Liberation Serif"/>
+          <w:sz w:val="28"/>
+          <w:szCs w:val="28"/>
+        </w:rPr>
+        <w:t>MES</w:t>
+      </w:r>
+      <w:r>
+        <w:rPr>
+          <w:rFonts w:ascii="Liberation Serif" w:eastAsia="Liberation Serif" w:hAnsi="Liberation Serif" w:cs="Liberation Serif"/>
+          <w:sz w:val="28"/>
+          <w:szCs w:val="28"/>
+        </w:rPr>
+        <w:t>-система предприятия агрегирует цифровые протоколы испытаний от стенда «СИ-ТДК» и формирует решение «годен/брак» для каждого серийного номера. Логика принятия решения полностью автоматизирована и исключает влияние человеческого фактора:</w:t>
+      </w:r>
+    </w:p>
+    <w:p>
+      <w:pPr>
+        <w:spacing w:line="360" w:lineRule="auto"/>
+      </w:pPr>
+      <w:r>
+        <w:rPr>
+          <w:rFonts w:ascii="Liberation Serif" w:eastAsia="Liberation Serif" w:hAnsi="Liberation Serif" w:cs="Liberation Serif"/>
+          <w:sz w:val="28"/>
+          <w:szCs w:val="28"/>
+        </w:rPr>
+        <w:t xml:space="preserve">– если цифровой профиль изделия содержит положительные результаты по ВСЕМ тестам (дымовой канал, тепловой дифференциальный, тепловой максимальный, напряжение питания), </w:t>
+      </w:r>
+      <w:r>
+        <w:rPr>
+          <w:rFonts w:ascii="Liberation Serif" w:eastAsia="Liberation Serif" w:hAnsi="Liberation Serif" w:cs="Liberation Serif"/>
+          <w:sz w:val="28"/>
+          <w:szCs w:val="28"/>
+        </w:rPr>
+        <w:t>MES</w:t>
+      </w:r>
+      <w:r>
+        <w:rPr>
+          <w:rFonts w:ascii="Liberation Serif" w:eastAsia="Liberation Serif" w:hAnsi="Liberation Serif" w:cs="Liberation Serif"/>
+          <w:sz w:val="28"/>
+          <w:szCs w:val="28"/>
+        </w:rPr>
+        <w:t xml:space="preserve">-система формирует команду </w:t>
+      </w:r>
+      <w:proofErr w:type="spellStart"/>
+      <w:r>
+        <w:rPr>
+          <w:rFonts w:ascii="Liberation Serif" w:eastAsia="Liberation Serif" w:hAnsi="Liberation Serif" w:cs="Liberation Serif"/>
+          <w:sz w:val="28"/>
+          <w:szCs w:val="28"/>
+        </w:rPr>
+        <w:lastRenderedPageBreak/>
+        <w:t>термотрансферному</w:t>
+      </w:r>
+      <w:proofErr w:type="spellEnd"/>
+      <w:r>
+        <w:rPr>
+          <w:rFonts w:ascii="Liberation Serif" w:eastAsia="Liberation Serif" w:hAnsi="Liberation Serif" w:cs="Liberation Serif"/>
+          <w:sz w:val="28"/>
+          <w:szCs w:val="28"/>
+        </w:rPr>
+        <w:t xml:space="preserve"> принтеру </w:t>
+      </w:r>
+      <w:proofErr w:type="spellStart"/>
+      <w:r>
+        <w:rPr>
+          <w:rFonts w:ascii="Liberation Serif" w:eastAsia="Liberation Serif" w:hAnsi="Liberation Serif" w:cs="Liberation Serif"/>
+          <w:sz w:val="28"/>
+          <w:szCs w:val="28"/>
+        </w:rPr>
+        <w:t>Godex</w:t>
+      </w:r>
+      <w:proofErr w:type="spellEnd"/>
       <w:r>
         <w:rPr>
           <w:rFonts w:ascii="Liberation Serif" w:eastAsia="Liberation Serif" w:hAnsi="Liberation Serif" w:cs="Liberation Serif"/>
@@ -20547,261 +21298,321 @@
           <w:sz w:val="28"/>
           <w:szCs w:val="28"/>
         </w:rPr>
-        <w:t>LTR</w:t>
-      </w:r>
-      <w:r>
-        <w:rPr>
-          <w:rFonts w:ascii="Liberation Serif" w:eastAsia="Liberation Serif" w:hAnsi="Liberation Serif" w:cs="Liberation Serif"/>
-          <w:sz w:val="28"/>
-          <w:szCs w:val="28"/>
-        </w:rPr>
-        <w:t>-301 — в посадочные места на печатной плате с соблюдением температурного профиля пайки (температура жала 350 °</w:t>
-      </w:r>
-      <w:r>
-        <w:rPr>
-          <w:rFonts w:ascii="Liberation Serif" w:eastAsia="Liberation Serif" w:hAnsi="Liberation Serif" w:cs="Liberation Serif"/>
-          <w:sz w:val="28"/>
-          <w:szCs w:val="28"/>
-        </w:rPr>
-        <w:t>C</w:t>
-      </w:r>
-      <w:r>
-        <w:rPr>
-          <w:rFonts w:ascii="Liberation Serif" w:eastAsia="Liberation Serif" w:hAnsi="Liberation Serif" w:cs="Liberation Serif"/>
-          <w:sz w:val="28"/>
-          <w:szCs w:val="28"/>
-        </w:rPr>
-        <w:t>, время контакта не более 3 секунд);</w:t>
-      </w:r>
-    </w:p>
-    <w:p>
-      <w:pPr>
-        <w:spacing w:line="360" w:lineRule="auto"/>
-      </w:pPr>
-      <w:r>
-        <w:rPr>
-          <w:rFonts w:ascii="Liberation Serif" w:eastAsia="Liberation Serif" w:hAnsi="Liberation Serif" w:cs="Liberation Serif"/>
-          <w:sz w:val="28"/>
-          <w:szCs w:val="28"/>
-        </w:rPr>
-        <w:t xml:space="preserve">– впаивание </w:t>
-      </w:r>
-      <w:r>
-        <w:rPr>
-          <w:rFonts w:ascii="Liberation Serif" w:eastAsia="Liberation Serif" w:hAnsi="Liberation Serif" w:cs="Liberation Serif"/>
-          <w:sz w:val="28"/>
-          <w:szCs w:val="28"/>
-        </w:rPr>
-        <w:t>NTC</w:t>
-      </w:r>
-      <w:r>
-        <w:rPr>
-          <w:rFonts w:ascii="Liberation Serif" w:eastAsia="Liberation Serif" w:hAnsi="Liberation Serif" w:cs="Liberation Serif"/>
-          <w:sz w:val="28"/>
-          <w:szCs w:val="28"/>
-        </w:rPr>
-        <w:t xml:space="preserve">-термистора </w:t>
-      </w:r>
-      <w:r>
-        <w:rPr>
-          <w:rFonts w:ascii="Liberation Serif" w:eastAsia="Liberation Serif" w:hAnsi="Liberation Serif" w:cs="Liberation Serif"/>
-          <w:sz w:val="28"/>
-          <w:szCs w:val="28"/>
-        </w:rPr>
-        <w:t>Murata</w:t>
-      </w:r>
-      <w:r>
-        <w:rPr>
-          <w:rFonts w:ascii="Liberation Serif" w:eastAsia="Liberation Serif" w:hAnsi="Liberation Serif" w:cs="Liberation Serif"/>
-          <w:sz w:val="28"/>
-          <w:szCs w:val="28"/>
+        <w:t>RT</w:t>
+      </w:r>
+      <w:r>
+        <w:rPr>
+          <w:rFonts w:ascii="Liberation Serif" w:eastAsia="Liberation Serif" w:hAnsi="Liberation Serif" w:cs="Liberation Serif"/>
+          <w:sz w:val="28"/>
+          <w:szCs w:val="28"/>
+        </w:rPr>
+        <w:t xml:space="preserve">230 на печать самоклеящейся полимерной этикетки с уникальным серийным номером, датой выпуска, </w:t>
+      </w:r>
+      <w:proofErr w:type="spellStart"/>
+      <w:r>
+        <w:rPr>
+          <w:rFonts w:ascii="Liberation Serif" w:eastAsia="Liberation Serif" w:hAnsi="Liberation Serif" w:cs="Liberation Serif"/>
+          <w:sz w:val="28"/>
+          <w:szCs w:val="28"/>
+        </w:rPr>
+        <w:t>DataMatrix</w:t>
+      </w:r>
+      <w:proofErr w:type="spellEnd"/>
+      <w:r>
+        <w:rPr>
+          <w:rFonts w:ascii="Liberation Serif" w:eastAsia="Liberation Serif" w:hAnsi="Liberation Serif" w:cs="Liberation Serif"/>
+          <w:sz w:val="28"/>
+          <w:szCs w:val="28"/>
+        </w:rPr>
+        <w:t>-кодом и единым знаком обращения продукции на рынке (ЕАС);</w:t>
+      </w:r>
+    </w:p>
+    <w:p>
+      <w:pPr>
+        <w:spacing w:line="360" w:lineRule="auto"/>
+      </w:pPr>
+      <w:r>
+        <w:rPr>
+          <w:rFonts w:ascii="Liberation Serif" w:eastAsia="Liberation Serif" w:hAnsi="Liberation Serif" w:cs="Liberation Serif"/>
+          <w:sz w:val="28"/>
+          <w:szCs w:val="28"/>
+        </w:rPr>
+        <w:t xml:space="preserve">– если хотя бы ОДИН параметр выходит за пределы допуска, </w:t>
+      </w:r>
+      <w:r>
+        <w:rPr>
+          <w:rFonts w:ascii="Liberation Serif" w:eastAsia="Liberation Serif" w:hAnsi="Liberation Serif" w:cs="Liberation Serif"/>
+          <w:sz w:val="28"/>
+          <w:szCs w:val="28"/>
+        </w:rPr>
+        <w:t>MES</w:t>
+      </w:r>
+      <w:r>
+        <w:rPr>
+          <w:rFonts w:ascii="Liberation Serif" w:eastAsia="Liberation Serif" w:hAnsi="Liberation Serif" w:cs="Liberation Serif"/>
+          <w:sz w:val="28"/>
+          <w:szCs w:val="28"/>
+        </w:rPr>
+        <w:t xml:space="preserve">-система </w:t>
+      </w:r>
+      <w:proofErr w:type="spellStart"/>
+      <w:r>
+        <w:rPr>
+          <w:rFonts w:ascii="Liberation Serif" w:eastAsia="Liberation Serif" w:hAnsi="Liberation Serif" w:cs="Liberation Serif"/>
+          <w:sz w:val="28"/>
+          <w:szCs w:val="28"/>
+        </w:rPr>
+        <w:t>аппаратно</w:t>
+      </w:r>
+      <w:proofErr w:type="spellEnd"/>
+      <w:r>
+        <w:rPr>
+          <w:rFonts w:ascii="Liberation Serif" w:eastAsia="Liberation Serif" w:hAnsi="Liberation Serif" w:cs="Liberation Serif"/>
+          <w:sz w:val="28"/>
+          <w:szCs w:val="28"/>
+        </w:rPr>
+        <w:t xml:space="preserve"> БЛОКИРУЕТ принтер (физически исключая возможность нанесения этикетки на бракованное изделие) и переводит запись в электронный журнал изолятора брака с указанием причины отбраковки;</w:t>
+      </w:r>
+    </w:p>
+    <w:p>
+      <w:pPr>
+        <w:spacing w:line="360" w:lineRule="auto"/>
+      </w:pPr>
+      <w:r>
+        <w:rPr>
+          <w:rFonts w:ascii="Liberation Serif" w:eastAsia="Liberation Serif" w:hAnsi="Liberation Serif" w:cs="Liberation Serif"/>
+          <w:sz w:val="28"/>
+          <w:szCs w:val="28"/>
+        </w:rPr>
+        <w:t>– бракованные изделия изымаются из производственного потока, маркируются красным стикером и направляются на участок анализа дефектов для выявления причины и корректирующих действий.</w:t>
+      </w:r>
+    </w:p>
+    <w:p>
+      <w:pPr>
+        <w:spacing w:line="360" w:lineRule="auto"/>
+      </w:pPr>
+      <w:r>
+        <w:rPr>
+          <w:rFonts w:ascii="Liberation Serif" w:eastAsia="Liberation Serif" w:hAnsi="Liberation Serif" w:cs="Liberation Serif"/>
+          <w:sz w:val="28"/>
+          <w:szCs w:val="28"/>
+        </w:rPr>
+        <w:t xml:space="preserve">Принципиальным преимуществом данной архитектуры является невозможность попадания бракованной продукции в отгрузочную партию даже при ошибке или недобросовестности персонала: без физической этикетки с </w:t>
+      </w:r>
+      <w:proofErr w:type="spellStart"/>
+      <w:r>
+        <w:rPr>
+          <w:rFonts w:ascii="Liberation Serif" w:eastAsia="Liberation Serif" w:hAnsi="Liberation Serif" w:cs="Liberation Serif"/>
+          <w:sz w:val="28"/>
+          <w:szCs w:val="28"/>
+        </w:rPr>
+        <w:t>DataMatrix</w:t>
+      </w:r>
+      <w:proofErr w:type="spellEnd"/>
+      <w:r>
+        <w:rPr>
+          <w:rFonts w:ascii="Liberation Serif" w:eastAsia="Liberation Serif" w:hAnsi="Liberation Serif" w:cs="Liberation Serif"/>
+          <w:sz w:val="28"/>
+          <w:szCs w:val="28"/>
+        </w:rPr>
+        <w:t>-кодом изделие не может быть учтено в системе складского хранения и не подлежит отгрузке заказчику.</w:t>
+      </w:r>
+    </w:p>
+    <w:p>
+      <w:pPr>
+        <w:spacing w:line="360" w:lineRule="auto"/>
+      </w:pPr>
+      <w:r>
+        <w:rPr>
+          <w:rFonts w:ascii="Liberation Serif" w:eastAsia="Liberation Serif" w:hAnsi="Liberation Serif" w:cs="Liberation Serif"/>
+          <w:sz w:val="28"/>
+          <w:szCs w:val="28"/>
+        </w:rPr>
+        <w:t>Этап 6. Упаковка и складирование. Успешно прошедшие все испытания извещатели с нанесённой маркировкой укладываются в индивидуальную картонную упаковку, комплектуемую паспортом изделия (с указанием серийного номера и даты выпуска), инструкцией по монтажу и монтажной базой. Упакованная продукция размещается на стеллажах склада готовой продукции для последующей отгрузки дистрибьюторам и монтажным организациям через транспортные компании (СДЭК, «Деловые Линии»).</w:t>
+      </w:r>
+    </w:p>
+    <w:p>
+      <w:pPr>
+        <w:spacing w:line="360" w:lineRule="auto"/>
+      </w:pPr>
+      <w:r>
+        <w:rPr>
+          <w:rFonts w:ascii="Liberation Serif" w:eastAsia="Liberation Serif" w:hAnsi="Liberation Serif" w:cs="Liberation Serif"/>
+          <w:sz w:val="28"/>
+          <w:szCs w:val="28"/>
+        </w:rPr>
+        <w:t>Внедрение описанной системы автоматизированного контроля качества обеспечивает достижение следующих технико-экономических эффектов:</w:t>
+      </w:r>
+    </w:p>
+    <w:p>
+      <w:pPr>
+        <w:spacing w:line="360" w:lineRule="auto"/>
+      </w:pPr>
+      <w:r>
+        <w:rPr>
+          <w:rFonts w:ascii="Liberation Serif" w:eastAsia="Liberation Serif" w:hAnsi="Liberation Serif" w:cs="Liberation Serif"/>
+          <w:sz w:val="28"/>
+          <w:szCs w:val="28"/>
+        </w:rPr>
+        <w:t>– гарантированное отсутствие скрытого производственного брака в отгружаемой продукции (уровень дефектности менее 0,1% за счёт 100% выходного контроля);</w:t>
+      </w:r>
+    </w:p>
+    <w:p>
+      <w:pPr>
+        <w:spacing w:line="360" w:lineRule="auto"/>
+      </w:pPr>
+      <w:r>
+        <w:rPr>
+          <w:rFonts w:ascii="Liberation Serif" w:eastAsia="Liberation Serif" w:hAnsi="Liberation Serif" w:cs="Liberation Serif"/>
+          <w:sz w:val="28"/>
+          <w:szCs w:val="28"/>
+        </w:rPr>
+        <w:lastRenderedPageBreak/>
+        <w:t>– полная прослеживаемость каждого изделия на протяжении всего жизненного цикла (по серийному номеру можно восстановить результаты испытаний через 10 лет после выпуска);</w:t>
+      </w:r>
+    </w:p>
+    <w:p>
+      <w:pPr>
+        <w:spacing w:line="360" w:lineRule="auto"/>
+      </w:pPr>
+      <w:r>
+        <w:rPr>
+          <w:rFonts w:ascii="Liberation Serif" w:eastAsia="Liberation Serif" w:hAnsi="Liberation Serif" w:cs="Liberation Serif"/>
+          <w:sz w:val="28"/>
+          <w:szCs w:val="28"/>
+        </w:rPr>
+        <w:t>– объективное документальное подтверждение качества для заказчиков — монтажных организаций (цифровой паспорт испытаний по запросу);</w:t>
+      </w:r>
+    </w:p>
+    <w:p>
+      <w:pPr>
+        <w:spacing w:line="360" w:lineRule="auto"/>
+      </w:pPr>
+      <w:r>
+        <w:rPr>
+          <w:rFonts w:ascii="Liberation Serif" w:eastAsia="Liberation Serif" w:hAnsi="Liberation Serif" w:cs="Liberation Serif"/>
+          <w:sz w:val="28"/>
+          <w:szCs w:val="28"/>
+        </w:rPr>
+        <w:t>– снижение расходов на гарантийное обслуживание и рекламации до минимума;</w:t>
+      </w:r>
+    </w:p>
+    <w:p>
+      <w:pPr>
+        <w:spacing w:line="360" w:lineRule="auto"/>
+      </w:pPr>
+      <w:r>
+        <w:rPr>
+          <w:rFonts w:ascii="Liberation Serif" w:eastAsia="Liberation Serif" w:hAnsi="Liberation Serif" w:cs="Liberation Serif"/>
+          <w:sz w:val="28"/>
+          <w:szCs w:val="28"/>
+        </w:rPr>
+        <w:t>– соответствие требованиям ГОСТ Р 53325-2024 по электромагнитной совместимости и устойчивости к воздействию повышенной температуры;</w:t>
+      </w:r>
+    </w:p>
+    <w:p>
+      <w:pPr>
+        <w:spacing w:line="360" w:lineRule="auto"/>
+      </w:pPr>
+      <w:r>
+        <w:rPr>
+          <w:rFonts w:ascii="Liberation Serif" w:eastAsia="Liberation Serif" w:hAnsi="Liberation Serif" w:cs="Liberation Serif"/>
+          <w:sz w:val="28"/>
+          <w:szCs w:val="28"/>
+        </w:rPr>
+        <w:t>– формирование конкурентного преимущества перед производителями, применяющими статистический выборочный контроль.</w:t>
+      </w:r>
+    </w:p>
+    <w:p>
+      <w:pPr>
+        <w:spacing w:line="360" w:lineRule="auto"/>
+      </w:pPr>
+      <w:r>
+        <w:rPr>
+          <w:rFonts w:ascii="Liberation Serif" w:eastAsia="Liberation Serif" w:hAnsi="Liberation Serif" w:cs="Liberation Serif"/>
+          <w:sz w:val="28"/>
+          <w:szCs w:val="28"/>
+        </w:rPr>
+        <w:t>Таким образом, система управления качеством на предприятии ООО «</w:t>
+      </w:r>
+      <w:proofErr w:type="spellStart"/>
+      <w:r>
+        <w:rPr>
+          <w:rFonts w:ascii="Liberation Serif" w:eastAsia="Liberation Serif" w:hAnsi="Liberation Serif" w:cs="Liberation Serif"/>
+          <w:sz w:val="28"/>
+          <w:szCs w:val="28"/>
+        </w:rPr>
+        <w:t>СигналПром</w:t>
+      </w:r>
+      <w:proofErr w:type="spellEnd"/>
+      <w:r>
+        <w:rPr>
+          <w:rFonts w:ascii="Liberation Serif" w:eastAsia="Liberation Serif" w:hAnsi="Liberation Serif" w:cs="Liberation Serif"/>
+          <w:sz w:val="28"/>
+          <w:szCs w:val="28"/>
+        </w:rPr>
+        <w:t>» построена на принципе гибридной автоматизации: ручная высококвалифицированная сборка сочетается с полностью автоматизированным инструментальным тестированием и программно-аппаратной блокировкой выпуска брака. Данный подход соответствует направлению подготовки 15.03.04 «Автоматизация технологических процессов и производств» и демонстрирует практическую реализацию принципов автоматизации на малом производственном предприятии радиоэлектронной отрасли.</w:t>
+      </w:r>
+    </w:p>
+    <w:p>
+      <w:pPr>
+        <w:pStyle w:val="21"/>
+        <w:spacing w:line="360" w:lineRule="auto"/>
+        <w:jc w:val="center"/>
+        <w:rPr>
+          <w:lang w:val="ru-RU"/>
+        </w:rPr>
+      </w:pPr>
+      <w:r>
+        <w:rPr>
+          <w:rFonts w:ascii="Liberation Serif" w:eastAsia="Liberation Serif" w:hAnsi="Liberation Serif" w:cs="Liberation Serif"/>
+          <w:szCs w:val="28"/>
+          <w:lang w:val="ru-RU"/>
+        </w:rPr>
+        <w:t xml:space="preserve">3.4 Внесение данных в </w:t>
+      </w:r>
+      <w:r>
+        <w:rPr>
+          <w:rFonts w:ascii="Liberation Serif" w:eastAsia="Liberation Serif" w:hAnsi="Liberation Serif" w:cs="Liberation Serif"/>
+          <w:szCs w:val="28"/>
+        </w:rPr>
+        <w:t>Project</w:t>
+      </w:r>
+      <w:r>
+        <w:rPr>
+          <w:rFonts w:ascii="Liberation Serif" w:eastAsia="Liberation Serif" w:hAnsi="Liberation Serif" w:cs="Liberation Serif"/>
+          <w:szCs w:val="28"/>
+          <w:lang w:val="ru-RU"/>
         </w:rPr>
         <w:t xml:space="preserve"> </w:t>
       </w:r>
       <w:r>
         <w:rPr>
           <w:rFonts w:ascii="Liberation Serif" w:eastAsia="Liberation Serif" w:hAnsi="Liberation Serif" w:cs="Liberation Serif"/>
-          <w:sz w:val="28"/>
-          <w:szCs w:val="28"/>
-        </w:rPr>
-        <w:t>NCP</w:t>
-      </w:r>
-      <w:r>
-        <w:rPr>
-          <w:rFonts w:ascii="Liberation Serif" w:eastAsia="Liberation Serif" w:hAnsi="Liberation Serif" w:cs="Liberation Serif"/>
-          <w:sz w:val="28"/>
-          <w:szCs w:val="28"/>
-        </w:rPr>
-        <w:t>18</w:t>
-      </w:r>
-      <w:r>
-        <w:rPr>
-          <w:rFonts w:ascii="Liberation Serif" w:eastAsia="Liberation Serif" w:hAnsi="Liberation Serif" w:cs="Liberation Serif"/>
-          <w:sz w:val="28"/>
-          <w:szCs w:val="28"/>
-        </w:rPr>
-        <w:t>XH</w:t>
-      </w:r>
-      <w:r>
-        <w:rPr>
-          <w:rFonts w:ascii="Liberation Serif" w:eastAsia="Liberation Serif" w:hAnsi="Liberation Serif" w:cs="Liberation Serif"/>
-          <w:sz w:val="28"/>
-          <w:szCs w:val="28"/>
-        </w:rPr>
-        <w:t>103</w:t>
-      </w:r>
-      <w:r>
-        <w:rPr>
-          <w:rFonts w:ascii="Liberation Serif" w:eastAsia="Liberation Serif" w:hAnsi="Liberation Serif" w:cs="Liberation Serif"/>
-          <w:sz w:val="28"/>
-          <w:szCs w:val="28"/>
-        </w:rPr>
-        <w:t>F</w:t>
-      </w:r>
-      <w:r>
-        <w:rPr>
-          <w:rFonts w:ascii="Liberation Serif" w:eastAsia="Liberation Serif" w:hAnsi="Liberation Serif" w:cs="Liberation Serif"/>
-          <w:sz w:val="28"/>
-          <w:szCs w:val="28"/>
-        </w:rPr>
-        <w:t>03</w:t>
-      </w:r>
-      <w:r>
-        <w:rPr>
-          <w:rFonts w:ascii="Liberation Serif" w:eastAsia="Liberation Serif" w:hAnsi="Liberation Serif" w:cs="Liberation Serif"/>
-          <w:sz w:val="28"/>
-          <w:szCs w:val="28"/>
-        </w:rPr>
-        <w:t>RB</w:t>
-      </w:r>
-      <w:r>
-        <w:rPr>
-          <w:rFonts w:ascii="Liberation Serif" w:eastAsia="Liberation Serif" w:hAnsi="Liberation Serif" w:cs="Liberation Serif"/>
-          <w:sz w:val="28"/>
-          <w:szCs w:val="28"/>
-        </w:rPr>
-        <w:t xml:space="preserve"> (выводной вариант для </w:t>
-      </w:r>
-      <w:r>
-        <w:rPr>
-          <w:rFonts w:ascii="Liberation Serif" w:eastAsia="Liberation Serif" w:hAnsi="Liberation Serif" w:cs="Liberation Serif"/>
-          <w:sz w:val="28"/>
-          <w:szCs w:val="28"/>
-        </w:rPr>
-        <w:t>THT</w:t>
-      </w:r>
-      <w:r>
-        <w:rPr>
-          <w:rFonts w:ascii="Liberation Serif" w:eastAsia="Liberation Serif" w:hAnsi="Liberation Serif" w:cs="Liberation Serif"/>
-          <w:sz w:val="28"/>
-          <w:szCs w:val="28"/>
-        </w:rPr>
-        <w:t xml:space="preserve">-монтажа, если не установлен на </w:t>
-      </w:r>
-      <w:r>
-        <w:rPr>
-          <w:rFonts w:ascii="Liberation Serif" w:eastAsia="Liberation Serif" w:hAnsi="Liberation Serif" w:cs="Liberation Serif"/>
-          <w:sz w:val="28"/>
-          <w:szCs w:val="28"/>
-        </w:rPr>
-        <w:t>SMT</w:t>
-      </w:r>
-      <w:r>
-        <w:rPr>
-          <w:rFonts w:ascii="Liberation Serif" w:eastAsia="Liberation Serif" w:hAnsi="Liberation Serif" w:cs="Liberation Serif"/>
-          <w:sz w:val="28"/>
-          <w:szCs w:val="28"/>
-        </w:rPr>
-        <w:t>-этапе);</w:t>
-      </w:r>
-    </w:p>
-    <w:p>
-      <w:pPr>
-        <w:spacing w:line="360" w:lineRule="auto"/>
-      </w:pPr>
-      <w:r>
-        <w:rPr>
-          <w:rFonts w:ascii="Liberation Serif" w:eastAsia="Liberation Serif" w:hAnsi="Liberation Serif" w:cs="Liberation Serif"/>
-          <w:sz w:val="28"/>
-          <w:szCs w:val="28"/>
-        </w:rPr>
-        <w:t>– установка оптического лабиринта (дымовой камеры) на печатную плату и фиксация защёлками;</w:t>
-      </w:r>
-    </w:p>
-    <w:p>
-      <w:pPr>
-        <w:spacing w:line="360" w:lineRule="auto"/>
-      </w:pPr>
-      <w:r>
-        <w:rPr>
-          <w:rFonts w:ascii="Liberation Serif" w:eastAsia="Liberation Serif" w:hAnsi="Liberation Serif" w:cs="Liberation Serif"/>
-          <w:sz w:val="28"/>
-          <w:szCs w:val="28"/>
-        </w:rPr>
-        <w:t>– механическая сборка: защёлкивание платы с лабиринтом в нижнюю часть пластикового корпуса, установка верхней крышки;</w:t>
-      </w:r>
-    </w:p>
-    <w:p>
-      <w:pPr>
-        <w:spacing w:line="360" w:lineRule="auto"/>
-      </w:pPr>
-      <w:r>
-        <w:rPr>
-          <w:rFonts w:ascii="Liberation Serif" w:eastAsia="Liberation Serif" w:hAnsi="Liberation Serif" w:cs="Liberation Serif"/>
-          <w:sz w:val="28"/>
-          <w:szCs w:val="28"/>
-        </w:rPr>
-        <w:t>– визуальный контроль собранного изделия: проверка корректности защёлкивания, отсутствия зазоров, свободного прохождения воздуха через дымовую камеру.</w:t>
-      </w:r>
-    </w:p>
-    <w:p>
-      <w:pPr>
-        <w:spacing w:line="360" w:lineRule="auto"/>
-      </w:pPr>
-      <w:r>
-        <w:rPr>
-          <w:rFonts w:ascii="Liberation Serif" w:eastAsia="Liberation Serif" w:hAnsi="Liberation Serif" w:cs="Liberation Serif"/>
-          <w:sz w:val="28"/>
-          <w:szCs w:val="28"/>
-        </w:rPr>
-        <w:t>Среднее время выполнения этапа 2 составляет 12–15 минут на одно изделие. При работе двух сборщиков в штатном режиме производительность участка ручного монтажа составляет до 40–45 изделий за рабочую смену (8 часов).</w:t>
-      </w:r>
-    </w:p>
-    <w:p>
-      <w:pPr>
-        <w:spacing w:line="360" w:lineRule="auto"/>
-      </w:pPr>
-      <w:r>
-        <w:rPr>
-          <w:rFonts w:ascii="Liberation Serif" w:eastAsia="Liberation Serif" w:hAnsi="Liberation Serif" w:cs="Liberation Serif"/>
-          <w:sz w:val="28"/>
-          <w:szCs w:val="28"/>
-        </w:rPr>
-        <w:t xml:space="preserve">Этап 3. Программирование (прошивка) микроконтроллера. Собранное изделие подключается к автоматизированному рабочему месту (АРМ) программатора через интерфейс </w:t>
-      </w:r>
-      <w:r>
-        <w:rPr>
-          <w:rFonts w:ascii="Liberation Serif" w:eastAsia="Liberation Serif" w:hAnsi="Liberation Serif" w:cs="Liberation Serif"/>
-          <w:sz w:val="28"/>
-          <w:szCs w:val="28"/>
-        </w:rPr>
-        <w:t>SWD</w:t>
-      </w:r>
-      <w:r>
-        <w:rPr>
-          <w:rFonts w:ascii="Liberation Serif" w:eastAsia="Liberation Serif" w:hAnsi="Liberation Serif" w:cs="Liberation Serif"/>
-          <w:sz w:val="28"/>
-          <w:szCs w:val="28"/>
-        </w:rPr>
-        <w:t xml:space="preserve"> (</w:t>
-      </w:r>
-      <w:r>
-        <w:rPr>
-          <w:rFonts w:ascii="Liberation Serif" w:eastAsia="Liberation Serif" w:hAnsi="Liberation Serif" w:cs="Liberation Serif"/>
-          <w:sz w:val="28"/>
-          <w:szCs w:val="28"/>
-        </w:rPr>
-        <w:t>Serial</w:t>
+          <w:szCs w:val="28"/>
+        </w:rPr>
+        <w:t>Expert</w:t>
+      </w:r>
+    </w:p>
+    <w:p>
+      <w:pPr>
+        <w:spacing w:line="360" w:lineRule="auto"/>
+      </w:pPr>
+      <w:r>
+        <w:rPr>
+          <w:rFonts w:ascii="Liberation Serif" w:eastAsia="Liberation Serif" w:hAnsi="Liberation Serif" w:cs="Liberation Serif"/>
+          <w:sz w:val="28"/>
+          <w:szCs w:val="28"/>
+        </w:rPr>
+        <w:t xml:space="preserve">В данной выпускной квалификационной работе финансовое моделирование инвестиционного проекта осуществляется с использованием специализированной программы </w:t>
+      </w:r>
+      <w:r>
+        <w:rPr>
+          <w:rFonts w:ascii="Liberation Serif" w:eastAsia="Liberation Serif" w:hAnsi="Liberation Serif" w:cs="Liberation Serif"/>
+          <w:sz w:val="28"/>
+          <w:szCs w:val="28"/>
+        </w:rPr>
+        <w:t>Project</w:t>
       </w:r>
       <w:r>
         <w:rPr>
@@ -20817,7 +21628,53 @@
           <w:sz w:val="28"/>
           <w:szCs w:val="28"/>
         </w:rPr>
-        <w:t>Wire</w:t>
+        <w:t>Expert</w:t>
+      </w:r>
+      <w:r>
+        <w:rPr>
+          <w:rFonts w:ascii="Liberation Serif" w:eastAsia="Liberation Serif" w:hAnsi="Liberation Serif" w:cs="Liberation Serif"/>
+          <w:sz w:val="28"/>
+          <w:szCs w:val="28"/>
+        </w:rPr>
+        <w:t xml:space="preserve"> 6 </w:t>
+      </w:r>
+      <w:r>
+        <w:rPr>
+          <w:rFonts w:ascii="Liberation Serif" w:eastAsia="Liberation Serif" w:hAnsi="Liberation Serif" w:cs="Liberation Serif"/>
+          <w:sz w:val="28"/>
+          <w:szCs w:val="28"/>
+        </w:rPr>
+        <w:t>Holding</w:t>
+      </w:r>
+      <w:r>
+        <w:rPr>
+          <w:rFonts w:ascii="Liberation Serif" w:eastAsia="Liberation Serif" w:hAnsi="Liberation Serif" w:cs="Liberation Serif"/>
+          <w:sz w:val="28"/>
+          <w:szCs w:val="28"/>
+        </w:rPr>
+        <w:t>. Программа обладает логичным и удобным интерфейсом, состоящим из тематических разделов, каждый из которых соответствует определённой стадии разработки и оценки проекта. Ввод информации происходит посредством интерактивных форм с разветвлённой системой полей и параметров.</w:t>
+      </w:r>
+    </w:p>
+    <w:p>
+      <w:pPr>
+        <w:spacing w:line="360" w:lineRule="auto"/>
+      </w:pPr>
+      <w:r>
+        <w:rPr>
+          <w:rFonts w:ascii="Liberation Serif" w:eastAsia="Liberation Serif" w:hAnsi="Liberation Serif" w:cs="Liberation Serif"/>
+          <w:sz w:val="28"/>
+          <w:szCs w:val="28"/>
+        </w:rPr>
+        <w:lastRenderedPageBreak/>
+        <w:t xml:space="preserve">Все аналитические отчёты и прогнозы формируются на основе загруженных в систему исходных данных. Для комплексного бизнес-планирования в </w:t>
+      </w:r>
+      <w:r>
+        <w:rPr>
+          <w:rFonts w:ascii="Liberation Serif" w:eastAsia="Liberation Serif" w:hAnsi="Liberation Serif" w:cs="Liberation Serif"/>
+          <w:sz w:val="28"/>
+          <w:szCs w:val="28"/>
+        </w:rPr>
+        <w:t>Project</w:t>
       </w:r>
       <w:r>
         <w:rPr>
@@ -20833,818 +21690,8 @@
           <w:sz w:val="28"/>
           <w:szCs w:val="28"/>
         </w:rPr>
-        <w:t>Debug</w:t>
-      </w:r>
-      <w:r>
-        <w:rPr>
-          <w:rFonts w:ascii="Liberation Serif" w:eastAsia="Liberation Serif" w:hAnsi="Liberation Serif" w:cs="Liberation Serif"/>
-          <w:sz w:val="28"/>
-          <w:szCs w:val="28"/>
-        </w:rPr>
-        <w:t xml:space="preserve">) посредством аппаратного программатора </w:t>
-      </w:r>
-      <w:r>
-        <w:rPr>
-          <w:rFonts w:ascii="Liberation Serif" w:eastAsia="Liberation Serif" w:hAnsi="Liberation Serif" w:cs="Liberation Serif"/>
-          <w:sz w:val="28"/>
-          <w:szCs w:val="28"/>
-        </w:rPr>
-        <w:t>WCH</w:t>
-      </w:r>
-      <w:r>
-        <w:rPr>
-          <w:rFonts w:ascii="Liberation Serif" w:eastAsia="Liberation Serif" w:hAnsi="Liberation Serif" w:cs="Liberation Serif"/>
-          <w:sz w:val="28"/>
-          <w:szCs w:val="28"/>
-        </w:rPr>
-        <w:t>-</w:t>
-      </w:r>
-      <w:proofErr w:type="spellStart"/>
-      <w:r>
-        <w:rPr>
-          <w:rFonts w:ascii="Liberation Serif" w:eastAsia="Liberation Serif" w:hAnsi="Liberation Serif" w:cs="Liberation Serif"/>
-          <w:sz w:val="28"/>
-          <w:szCs w:val="28"/>
-        </w:rPr>
-        <w:t>LinkE</w:t>
-      </w:r>
-      <w:proofErr w:type="spellEnd"/>
-      <w:r>
-        <w:rPr>
-          <w:rFonts w:ascii="Liberation Serif" w:eastAsia="Liberation Serif" w:hAnsi="Liberation Serif" w:cs="Liberation Serif"/>
-          <w:sz w:val="28"/>
-          <w:szCs w:val="28"/>
-        </w:rPr>
-        <w:t xml:space="preserve">. Процедура прошивки полностью автоматизирована: скрипт среды разработки </w:t>
-      </w:r>
-      <w:proofErr w:type="spellStart"/>
-      <w:r>
-        <w:rPr>
-          <w:rFonts w:ascii="Liberation Serif" w:eastAsia="Liberation Serif" w:hAnsi="Liberation Serif" w:cs="Liberation Serif"/>
-          <w:sz w:val="28"/>
-          <w:szCs w:val="28"/>
-        </w:rPr>
-        <w:t>MounRiver</w:t>
-      </w:r>
-      <w:proofErr w:type="spellEnd"/>
-      <w:r>
-        <w:rPr>
-          <w:rFonts w:ascii="Liberation Serif" w:eastAsia="Liberation Serif" w:hAnsi="Liberation Serif" w:cs="Liberation Serif"/>
-          <w:sz w:val="28"/>
-          <w:szCs w:val="28"/>
-        </w:rPr>
-        <w:t xml:space="preserve"> </w:t>
-      </w:r>
-      <w:r>
-        <w:rPr>
-          <w:rFonts w:ascii="Liberation Serif" w:eastAsia="Liberation Serif" w:hAnsi="Liberation Serif" w:cs="Liberation Serif"/>
-          <w:sz w:val="28"/>
-          <w:szCs w:val="28"/>
-        </w:rPr>
-        <w:t>Studio</w:t>
-      </w:r>
-      <w:r>
-        <w:rPr>
-          <w:rFonts w:ascii="Liberation Serif" w:eastAsia="Liberation Serif" w:hAnsi="Liberation Serif" w:cs="Liberation Serif"/>
-          <w:sz w:val="28"/>
-          <w:szCs w:val="28"/>
-        </w:rPr>
-        <w:t xml:space="preserve"> последовательно выполняет стирание памяти микроконтроллера </w:t>
-      </w:r>
-      <w:r>
-        <w:rPr>
-          <w:rFonts w:ascii="Liberation Serif" w:eastAsia="Liberation Serif" w:hAnsi="Liberation Serif" w:cs="Liberation Serif"/>
-          <w:sz w:val="28"/>
-          <w:szCs w:val="28"/>
-        </w:rPr>
-        <w:t>CH</w:t>
-      </w:r>
-      <w:r>
-        <w:rPr>
-          <w:rFonts w:ascii="Liberation Serif" w:eastAsia="Liberation Serif" w:hAnsi="Liberation Serif" w:cs="Liberation Serif"/>
-          <w:sz w:val="28"/>
-          <w:szCs w:val="28"/>
-        </w:rPr>
-        <w:t>32</w:t>
-      </w:r>
-      <w:r>
-        <w:rPr>
-          <w:rFonts w:ascii="Liberation Serif" w:eastAsia="Liberation Serif" w:hAnsi="Liberation Serif" w:cs="Liberation Serif"/>
-          <w:sz w:val="28"/>
-          <w:szCs w:val="28"/>
-        </w:rPr>
-        <w:t>V</w:t>
-      </w:r>
-      <w:r>
-        <w:rPr>
-          <w:rFonts w:ascii="Liberation Serif" w:eastAsia="Liberation Serif" w:hAnsi="Liberation Serif" w:cs="Liberation Serif"/>
-          <w:sz w:val="28"/>
-          <w:szCs w:val="28"/>
-        </w:rPr>
-        <w:t>003</w:t>
-      </w:r>
-      <w:r>
-        <w:rPr>
-          <w:rFonts w:ascii="Liberation Serif" w:eastAsia="Liberation Serif" w:hAnsi="Liberation Serif" w:cs="Liberation Serif"/>
-          <w:sz w:val="28"/>
-          <w:szCs w:val="28"/>
-        </w:rPr>
-        <w:t>F</w:t>
-      </w:r>
-      <w:r>
-        <w:rPr>
-          <w:rFonts w:ascii="Liberation Serif" w:eastAsia="Liberation Serif" w:hAnsi="Liberation Serif" w:cs="Liberation Serif"/>
-          <w:sz w:val="28"/>
-          <w:szCs w:val="28"/>
-        </w:rPr>
-        <w:t>4</w:t>
-      </w:r>
-      <w:r>
-        <w:rPr>
-          <w:rFonts w:ascii="Liberation Serif" w:eastAsia="Liberation Serif" w:hAnsi="Liberation Serif" w:cs="Liberation Serif"/>
-          <w:sz w:val="28"/>
-          <w:szCs w:val="28"/>
-        </w:rPr>
-        <w:t>P</w:t>
-      </w:r>
-      <w:r>
-        <w:rPr>
-          <w:rFonts w:ascii="Liberation Serif" w:eastAsia="Liberation Serif" w:hAnsi="Liberation Serif" w:cs="Liberation Serif"/>
-          <w:sz w:val="28"/>
-          <w:szCs w:val="28"/>
-        </w:rPr>
-        <w:t>6, запись бинарного файла встроенного программного обеспечения (</w:t>
-      </w:r>
-      <w:r>
-        <w:rPr>
-          <w:rFonts w:ascii="Liberation Serif" w:eastAsia="Liberation Serif" w:hAnsi="Liberation Serif" w:cs="Liberation Serif"/>
-          <w:sz w:val="28"/>
-          <w:szCs w:val="28"/>
-        </w:rPr>
-        <w:t>firmware</w:t>
-      </w:r>
-      <w:r>
-        <w:rPr>
-          <w:rFonts w:ascii="Liberation Serif" w:eastAsia="Liberation Serif" w:hAnsi="Liberation Serif" w:cs="Liberation Serif"/>
-          <w:sz w:val="28"/>
-          <w:szCs w:val="28"/>
-        </w:rPr>
-        <w:t>), верификацию контрольной суммы (</w:t>
-      </w:r>
-      <w:r>
-        <w:rPr>
-          <w:rFonts w:ascii="Liberation Serif" w:eastAsia="Liberation Serif" w:hAnsi="Liberation Serif" w:cs="Liberation Serif"/>
-          <w:sz w:val="28"/>
-          <w:szCs w:val="28"/>
-        </w:rPr>
-        <w:t>CRC</w:t>
-      </w:r>
-      <w:r>
-        <w:rPr>
-          <w:rFonts w:ascii="Liberation Serif" w:eastAsia="Liberation Serif" w:hAnsi="Liberation Serif" w:cs="Liberation Serif"/>
-          <w:sz w:val="28"/>
-          <w:szCs w:val="28"/>
-        </w:rPr>
-        <w:t xml:space="preserve">-32) и присвоение уникального серийного номера изделия. Результат операции (успех или ошибка) автоматически регистрируется в базе данных </w:t>
-      </w:r>
-      <w:r>
-        <w:rPr>
-          <w:rFonts w:ascii="Liberation Serif" w:eastAsia="Liberation Serif" w:hAnsi="Liberation Serif" w:cs="Liberation Serif"/>
-          <w:sz w:val="28"/>
-          <w:szCs w:val="28"/>
-        </w:rPr>
-        <w:t>MES</w:t>
-      </w:r>
-      <w:r>
-        <w:rPr>
-          <w:rFonts w:ascii="Liberation Serif" w:eastAsia="Liberation Serif" w:hAnsi="Liberation Serif" w:cs="Liberation Serif"/>
-          <w:sz w:val="28"/>
-          <w:szCs w:val="28"/>
-        </w:rPr>
-        <w:t xml:space="preserve">-системы. Время прошивки одного изделия — менее 30 секунд. При использовании группового программатора (до 4 изделий одновременно) </w:t>
-      </w:r>
-      <w:r>
-        <w:rPr>
-          <w:rFonts w:ascii="Liberation Serif" w:eastAsia="Liberation Serif" w:hAnsi="Liberation Serif" w:cs="Liberation Serif"/>
-          <w:sz w:val="28"/>
-          <w:szCs w:val="28"/>
-        </w:rPr>
-        <w:lastRenderedPageBreak/>
-        <w:t>производительность этапа не является узким местом технологического процесса.</w:t>
-      </w:r>
-    </w:p>
-    <w:p>
-      <w:pPr>
-        <w:spacing w:line="360" w:lineRule="auto"/>
-      </w:pPr>
-      <w:r>
-        <w:rPr>
-          <w:rFonts w:ascii="Liberation Serif" w:eastAsia="Liberation Serif" w:hAnsi="Liberation Serif" w:cs="Liberation Serif"/>
-          <w:sz w:val="28"/>
-          <w:szCs w:val="28"/>
-        </w:rPr>
-        <w:t>Этап 4. Автоматизированное функциональное тестирование на комбинированном стенде «СИ-ТДК». Данный этап является ключевым элементом системы управления качеством и центральным объектом автоматизации в настоящей выпускной квалификационной работе.</w:t>
-      </w:r>
-    </w:p>
-    <w:p>
-      <w:pPr>
-        <w:spacing w:line="360" w:lineRule="auto"/>
-      </w:pPr>
-      <w:r>
-        <w:rPr>
-          <w:rFonts w:ascii="Liberation Serif" w:eastAsia="Liberation Serif" w:hAnsi="Liberation Serif" w:cs="Liberation Serif"/>
-          <w:sz w:val="28"/>
-          <w:szCs w:val="28"/>
-        </w:rPr>
-        <w:t>Комбинированный стенд «СИ-ТДК» предназначен для проведения функциональных испытаний, испытаний по устойчивости к повышенной температуре и изменению напряжений питания извещателей пожарных тепловых точечных, тепловых линейных и дымовых оптико-электронных точечных. Стенд объединяет в единой конструкции аэродинамический канал для тестирования дымового сенсора и термокамеру для тестирования теплового канала, что позволяет провести полный цикл функциональных испытаний комбинированного извещателя на одной установке без перемещения изделия между различными стендами.</w:t>
-      </w:r>
-    </w:p>
-    <w:p>
-      <w:pPr>
-        <w:spacing w:line="360" w:lineRule="auto"/>
-      </w:pPr>
-      <w:r>
-        <w:rPr>
-          <w:rFonts w:ascii="Liberation Serif" w:eastAsia="Liberation Serif" w:hAnsi="Liberation Serif" w:cs="Liberation Serif"/>
-          <w:sz w:val="28"/>
-          <w:szCs w:val="28"/>
-        </w:rPr>
-        <w:t>Алгоритм автоматизированного тестирования реализован в программном обеспечении стенда «СИ-ТДК» и включает последовательные испытания дымового канала (контролируемая подача аэрозоля с градиентным нарастанием оптической плотности и фиксацией порога срабатывания) и теплового канала (нагрев с заданным температурным градиентом для проверки дифференциального и максимального режимов). По завершении полного цикла стенд автоматически формирует цифровой протокол для каждого серийного номера.</w:t>
-      </w:r>
-    </w:p>
-    <w:p>
-      <w:pPr>
-        <w:spacing w:line="360" w:lineRule="auto"/>
-      </w:pPr>
-      <w:r>
-        <w:rPr>
-          <w:rFonts w:ascii="Liberation Serif" w:eastAsia="Liberation Serif" w:hAnsi="Liberation Serif" w:cs="Liberation Serif"/>
-          <w:sz w:val="28"/>
-          <w:szCs w:val="28"/>
-        </w:rPr>
-        <w:t xml:space="preserve">Дополнительно на предприятии эксплуатируется климатическая камера «Тепло-Влага ПРО КТВ 0/130-120 </w:t>
-      </w:r>
-      <w:r>
-        <w:rPr>
-          <w:rFonts w:ascii="Liberation Serif" w:eastAsia="Liberation Serif" w:hAnsi="Liberation Serif" w:cs="Liberation Serif"/>
-          <w:sz w:val="28"/>
-          <w:szCs w:val="28"/>
-        </w:rPr>
-        <w:t>silent</w:t>
-      </w:r>
-      <w:r>
-        <w:rPr>
-          <w:rFonts w:ascii="Liberation Serif" w:eastAsia="Liberation Serif" w:hAnsi="Liberation Serif" w:cs="Liberation Serif"/>
-          <w:sz w:val="28"/>
-          <w:szCs w:val="28"/>
-        </w:rPr>
-        <w:t xml:space="preserve">», предназначенная для проведения расширенных квалификационных (типовых) испытаний. В отличие от стенда «СИ-ТДК», используемого для 100% приёмо-сдаточного контроля, климатическая камера применяется для периодических испытаний выборки из серийной партии на устойчивость к воздействию повышенной влажности </w:t>
-      </w:r>
-      <w:r>
-        <w:rPr>
-          <w:rFonts w:ascii="Liberation Serif" w:eastAsia="Liberation Serif" w:hAnsi="Liberation Serif" w:cs="Liberation Serif"/>
-          <w:sz w:val="28"/>
-          <w:szCs w:val="28"/>
-        </w:rPr>
-        <w:lastRenderedPageBreak/>
-        <w:t>(до 98%), циклическим перепадам температур (от 0 до +130 °</w:t>
-      </w:r>
-      <w:r>
-        <w:rPr>
-          <w:rFonts w:ascii="Liberation Serif" w:eastAsia="Liberation Serif" w:hAnsi="Liberation Serif" w:cs="Liberation Serif"/>
-          <w:sz w:val="28"/>
-          <w:szCs w:val="28"/>
-        </w:rPr>
-        <w:t>C</w:t>
-      </w:r>
-      <w:r>
-        <w:rPr>
-          <w:rFonts w:ascii="Liberation Serif" w:eastAsia="Liberation Serif" w:hAnsi="Liberation Serif" w:cs="Liberation Serif"/>
-          <w:sz w:val="28"/>
-          <w:szCs w:val="28"/>
-        </w:rPr>
-        <w:t>) и длительному термостарению. Результаты квалификационных испытаний являются обязательным приложением к сертификату соответствия ТР ЕАЭС 043/2017 и подтверждают заявленный срок службы изделия (не менее 10 лет по ГОСТ Р 53325-2024).</w:t>
-      </w:r>
-    </w:p>
-    <w:p>
-      <w:pPr>
-        <w:spacing w:line="360" w:lineRule="auto"/>
-      </w:pPr>
-      <w:r>
-        <w:rPr>
-          <w:rFonts w:ascii="Liberation Serif" w:eastAsia="Liberation Serif" w:hAnsi="Liberation Serif" w:cs="Liberation Serif"/>
-          <w:sz w:val="28"/>
-          <w:szCs w:val="28"/>
-        </w:rPr>
-        <w:t xml:space="preserve">Этап 5. </w:t>
-      </w:r>
-      <w:proofErr w:type="spellStart"/>
-      <w:r>
-        <w:rPr>
-          <w:rFonts w:ascii="Liberation Serif" w:eastAsia="Liberation Serif" w:hAnsi="Liberation Serif" w:cs="Liberation Serif"/>
-          <w:sz w:val="28"/>
-          <w:szCs w:val="28"/>
-        </w:rPr>
-        <w:t>Сериализация</w:t>
-      </w:r>
-      <w:proofErr w:type="spellEnd"/>
-      <w:r>
-        <w:rPr>
-          <w:rFonts w:ascii="Liberation Serif" w:eastAsia="Liberation Serif" w:hAnsi="Liberation Serif" w:cs="Liberation Serif"/>
-          <w:sz w:val="28"/>
-          <w:szCs w:val="28"/>
-        </w:rPr>
-        <w:t xml:space="preserve">, маркировка и блокировка брака. </w:t>
-      </w:r>
-      <w:r>
-        <w:rPr>
-          <w:rFonts w:ascii="Liberation Serif" w:eastAsia="Liberation Serif" w:hAnsi="Liberation Serif" w:cs="Liberation Serif"/>
-          <w:sz w:val="28"/>
-          <w:szCs w:val="28"/>
-        </w:rPr>
-        <w:t>MES</w:t>
-      </w:r>
-      <w:r>
-        <w:rPr>
-          <w:rFonts w:ascii="Liberation Serif" w:eastAsia="Liberation Serif" w:hAnsi="Liberation Serif" w:cs="Liberation Serif"/>
-          <w:sz w:val="28"/>
-          <w:szCs w:val="28"/>
-        </w:rPr>
-        <w:t>-система предприятия агрегирует цифровые протоколы испытаний от стенда «СИ-ТДК» и формирует решение «годен/брак» для каждого серийного номера. Логика принятия решения полностью автоматизирована и исключает влияние человеческого фактора:</w:t>
-      </w:r>
-    </w:p>
-    <w:p>
-      <w:pPr>
-        <w:spacing w:line="360" w:lineRule="auto"/>
-      </w:pPr>
-      <w:r>
-        <w:rPr>
-          <w:rFonts w:ascii="Liberation Serif" w:eastAsia="Liberation Serif" w:hAnsi="Liberation Serif" w:cs="Liberation Serif"/>
-          <w:sz w:val="28"/>
-          <w:szCs w:val="28"/>
-        </w:rPr>
-        <w:t xml:space="preserve">– если цифровой профиль изделия содержит положительные результаты по ВСЕМ тестам (дымовой канал, тепловой дифференциальный, тепловой максимальный, напряжение питания), </w:t>
-      </w:r>
-      <w:r>
-        <w:rPr>
-          <w:rFonts w:ascii="Liberation Serif" w:eastAsia="Liberation Serif" w:hAnsi="Liberation Serif" w:cs="Liberation Serif"/>
-          <w:sz w:val="28"/>
-          <w:szCs w:val="28"/>
-        </w:rPr>
-        <w:t>MES</w:t>
-      </w:r>
-      <w:r>
-        <w:rPr>
-          <w:rFonts w:ascii="Liberation Serif" w:eastAsia="Liberation Serif" w:hAnsi="Liberation Serif" w:cs="Liberation Serif"/>
-          <w:sz w:val="28"/>
-          <w:szCs w:val="28"/>
-        </w:rPr>
-        <w:t xml:space="preserve">-система формирует команду </w:t>
-      </w:r>
-      <w:proofErr w:type="spellStart"/>
-      <w:r>
-        <w:rPr>
-          <w:rFonts w:ascii="Liberation Serif" w:eastAsia="Liberation Serif" w:hAnsi="Liberation Serif" w:cs="Liberation Serif"/>
-          <w:sz w:val="28"/>
-          <w:szCs w:val="28"/>
-        </w:rPr>
-        <w:t>термотрансферному</w:t>
-      </w:r>
-      <w:proofErr w:type="spellEnd"/>
-      <w:r>
-        <w:rPr>
-          <w:rFonts w:ascii="Liberation Serif" w:eastAsia="Liberation Serif" w:hAnsi="Liberation Serif" w:cs="Liberation Serif"/>
-          <w:sz w:val="28"/>
-          <w:szCs w:val="28"/>
-        </w:rPr>
-        <w:t xml:space="preserve"> принтеру </w:t>
-      </w:r>
-      <w:proofErr w:type="spellStart"/>
-      <w:r>
-        <w:rPr>
-          <w:rFonts w:ascii="Liberation Serif" w:eastAsia="Liberation Serif" w:hAnsi="Liberation Serif" w:cs="Liberation Serif"/>
-          <w:sz w:val="28"/>
-          <w:szCs w:val="28"/>
-        </w:rPr>
-        <w:t>Godex</w:t>
-      </w:r>
-      <w:proofErr w:type="spellEnd"/>
-      <w:r>
-        <w:rPr>
-          <w:rFonts w:ascii="Liberation Serif" w:eastAsia="Liberation Serif" w:hAnsi="Liberation Serif" w:cs="Liberation Serif"/>
-          <w:sz w:val="28"/>
-          <w:szCs w:val="28"/>
-        </w:rPr>
-        <w:t xml:space="preserve"> </w:t>
-      </w:r>
-      <w:r>
-        <w:rPr>
-          <w:rFonts w:ascii="Liberation Serif" w:eastAsia="Liberation Serif" w:hAnsi="Liberation Serif" w:cs="Liberation Serif"/>
-          <w:sz w:val="28"/>
-          <w:szCs w:val="28"/>
-        </w:rPr>
-        <w:t>RT</w:t>
-      </w:r>
-      <w:r>
-        <w:rPr>
-          <w:rFonts w:ascii="Liberation Serif" w:eastAsia="Liberation Serif" w:hAnsi="Liberation Serif" w:cs="Liberation Serif"/>
-          <w:sz w:val="28"/>
-          <w:szCs w:val="28"/>
-        </w:rPr>
-        <w:t xml:space="preserve">230 на печать самоклеящейся полимерной этикетки с уникальным серийным номером, датой выпуска, </w:t>
-      </w:r>
-      <w:proofErr w:type="spellStart"/>
-      <w:r>
-        <w:rPr>
-          <w:rFonts w:ascii="Liberation Serif" w:eastAsia="Liberation Serif" w:hAnsi="Liberation Serif" w:cs="Liberation Serif"/>
-          <w:sz w:val="28"/>
-          <w:szCs w:val="28"/>
-        </w:rPr>
-        <w:t>DataMatrix</w:t>
-      </w:r>
-      <w:proofErr w:type="spellEnd"/>
-      <w:r>
-        <w:rPr>
-          <w:rFonts w:ascii="Liberation Serif" w:eastAsia="Liberation Serif" w:hAnsi="Liberation Serif" w:cs="Liberation Serif"/>
-          <w:sz w:val="28"/>
-          <w:szCs w:val="28"/>
-        </w:rPr>
-        <w:t>-кодом и единым знаком обращения продукции на рынке (ЕАС);</w:t>
-      </w:r>
-    </w:p>
-    <w:p>
-      <w:pPr>
-        <w:spacing w:line="360" w:lineRule="auto"/>
-      </w:pPr>
-      <w:r>
-        <w:rPr>
-          <w:rFonts w:ascii="Liberation Serif" w:eastAsia="Liberation Serif" w:hAnsi="Liberation Serif" w:cs="Liberation Serif"/>
-          <w:sz w:val="28"/>
-          <w:szCs w:val="28"/>
-        </w:rPr>
-        <w:t xml:space="preserve">– если хотя бы ОДИН параметр выходит за пределы допуска, </w:t>
-      </w:r>
-      <w:r>
-        <w:rPr>
-          <w:rFonts w:ascii="Liberation Serif" w:eastAsia="Liberation Serif" w:hAnsi="Liberation Serif" w:cs="Liberation Serif"/>
-          <w:sz w:val="28"/>
-          <w:szCs w:val="28"/>
-        </w:rPr>
-        <w:t>MES</w:t>
-      </w:r>
-      <w:r>
-        <w:rPr>
-          <w:rFonts w:ascii="Liberation Serif" w:eastAsia="Liberation Serif" w:hAnsi="Liberation Serif" w:cs="Liberation Serif"/>
-          <w:sz w:val="28"/>
-          <w:szCs w:val="28"/>
-        </w:rPr>
-        <w:t xml:space="preserve">-система </w:t>
-      </w:r>
-      <w:proofErr w:type="spellStart"/>
-      <w:r>
-        <w:rPr>
-          <w:rFonts w:ascii="Liberation Serif" w:eastAsia="Liberation Serif" w:hAnsi="Liberation Serif" w:cs="Liberation Serif"/>
-          <w:sz w:val="28"/>
-          <w:szCs w:val="28"/>
-        </w:rPr>
-        <w:t>аппаратно</w:t>
-      </w:r>
-      <w:proofErr w:type="spellEnd"/>
-      <w:r>
-        <w:rPr>
-          <w:rFonts w:ascii="Liberation Serif" w:eastAsia="Liberation Serif" w:hAnsi="Liberation Serif" w:cs="Liberation Serif"/>
-          <w:sz w:val="28"/>
-          <w:szCs w:val="28"/>
-        </w:rPr>
-        <w:t xml:space="preserve"> БЛОКИРУЕТ принтер (физически исключая возможность нанесения этикетки на бракованное изделие) и переводит запись в электронный журнал изолятора брака с указанием причины отбраковки;</w:t>
-      </w:r>
-    </w:p>
-    <w:p>
-      <w:pPr>
-        <w:spacing w:line="360" w:lineRule="auto"/>
-      </w:pPr>
-      <w:r>
-        <w:rPr>
-          <w:rFonts w:ascii="Liberation Serif" w:eastAsia="Liberation Serif" w:hAnsi="Liberation Serif" w:cs="Liberation Serif"/>
-          <w:sz w:val="28"/>
-          <w:szCs w:val="28"/>
-        </w:rPr>
-        <w:t>– бракованные изделия изымаются из производственного потока, маркируются красным стикером и направляются на участок анализа дефектов для выявления причины и корректирующих действий.</w:t>
-      </w:r>
-    </w:p>
-    <w:p>
-      <w:pPr>
-        <w:spacing w:line="360" w:lineRule="auto"/>
-      </w:pPr>
-      <w:r>
-        <w:rPr>
-          <w:rFonts w:ascii="Liberation Serif" w:eastAsia="Liberation Serif" w:hAnsi="Liberation Serif" w:cs="Liberation Serif"/>
-          <w:sz w:val="28"/>
-          <w:szCs w:val="28"/>
-        </w:rPr>
-        <w:t xml:space="preserve">Принципиальным преимуществом данной архитектуры является невозможность попадания бракованной продукции в отгрузочную партию даже при ошибке или недобросовестности персонала: без физической этикетки с </w:t>
-      </w:r>
-      <w:proofErr w:type="spellStart"/>
-      <w:r>
-        <w:rPr>
-          <w:rFonts w:ascii="Liberation Serif" w:eastAsia="Liberation Serif" w:hAnsi="Liberation Serif" w:cs="Liberation Serif"/>
-          <w:sz w:val="28"/>
-          <w:szCs w:val="28"/>
-        </w:rPr>
-        <w:t>DataMatrix</w:t>
-      </w:r>
-      <w:proofErr w:type="spellEnd"/>
-      <w:r>
-        <w:rPr>
-          <w:rFonts w:ascii="Liberation Serif" w:eastAsia="Liberation Serif" w:hAnsi="Liberation Serif" w:cs="Liberation Serif"/>
-          <w:sz w:val="28"/>
-          <w:szCs w:val="28"/>
-        </w:rPr>
-        <w:t>-кодом изделие не может быть учтено в системе складского хранения и не подлежит отгрузке заказчику.</w:t>
-      </w:r>
-    </w:p>
-    <w:p>
-      <w:pPr>
-        <w:spacing w:line="360" w:lineRule="auto"/>
-      </w:pPr>
-      <w:r>
-        <w:rPr>
-          <w:rFonts w:ascii="Liberation Serif" w:eastAsia="Liberation Serif" w:hAnsi="Liberation Serif" w:cs="Liberation Serif"/>
-          <w:sz w:val="28"/>
-          <w:szCs w:val="28"/>
-        </w:rPr>
-        <w:lastRenderedPageBreak/>
-        <w:t>Этап 6. Упаковка и складирование. Успешно прошедшие все испытания извещатели с нанесённой маркировкой укладываются в индивидуальную картонную упаковку, комплектуемую паспортом изделия (с указанием серийного номера и даты выпуска), инструкцией по монтажу и монтажной базой. Упакованная продукция размещается на стеллажах склада готовой продукции для последующей отгрузки дистрибьюторам и монтажным организациям через транспортные компании (СДЭК, «Деловые Линии»).</w:t>
-      </w:r>
-    </w:p>
-    <w:p>
-      <w:pPr>
-        <w:spacing w:line="360" w:lineRule="auto"/>
-      </w:pPr>
-      <w:r>
-        <w:rPr>
-          <w:rFonts w:ascii="Liberation Serif" w:eastAsia="Liberation Serif" w:hAnsi="Liberation Serif" w:cs="Liberation Serif"/>
-          <w:sz w:val="28"/>
-          <w:szCs w:val="28"/>
-        </w:rPr>
-        <w:t>Внедрение описанной системы автоматизированного контроля качества обеспечивает достижение следующих технико-экономических эффектов:</w:t>
-      </w:r>
-    </w:p>
-    <w:p>
-      <w:pPr>
-        <w:spacing w:line="360" w:lineRule="auto"/>
-      </w:pPr>
-      <w:r>
-        <w:rPr>
-          <w:rFonts w:ascii="Liberation Serif" w:eastAsia="Liberation Serif" w:hAnsi="Liberation Serif" w:cs="Liberation Serif"/>
-          <w:sz w:val="28"/>
-          <w:szCs w:val="28"/>
-        </w:rPr>
-        <w:t>– гарантированное отсутствие скрытого производственного брака в отгружаемой продукции (уровень дефектности менее 0,1% за счёт 100% выходного контроля);</w:t>
-      </w:r>
-    </w:p>
-    <w:p>
-      <w:pPr>
-        <w:spacing w:line="360" w:lineRule="auto"/>
-      </w:pPr>
-      <w:r>
-        <w:rPr>
-          <w:rFonts w:ascii="Liberation Serif" w:eastAsia="Liberation Serif" w:hAnsi="Liberation Serif" w:cs="Liberation Serif"/>
-          <w:sz w:val="28"/>
-          <w:szCs w:val="28"/>
-        </w:rPr>
-        <w:t>– полная прослеживаемость каждого изделия на протяжении всего жизненного цикла (по серийному номеру можно восстановить результаты испытаний через 10 лет после выпуска);</w:t>
-      </w:r>
-    </w:p>
-    <w:p>
-      <w:pPr>
-        <w:spacing w:line="360" w:lineRule="auto"/>
-      </w:pPr>
-      <w:r>
-        <w:rPr>
-          <w:rFonts w:ascii="Liberation Serif" w:eastAsia="Liberation Serif" w:hAnsi="Liberation Serif" w:cs="Liberation Serif"/>
-          <w:sz w:val="28"/>
-          <w:szCs w:val="28"/>
-        </w:rPr>
-        <w:t>– объективное документальное подтверждение качества для заказчиков — монтажных организаций (цифровой паспорт испытаний по запросу);</w:t>
-      </w:r>
-    </w:p>
-    <w:p>
-      <w:pPr>
-        <w:spacing w:line="360" w:lineRule="auto"/>
-      </w:pPr>
-      <w:r>
-        <w:rPr>
-          <w:rFonts w:ascii="Liberation Serif" w:eastAsia="Liberation Serif" w:hAnsi="Liberation Serif" w:cs="Liberation Serif"/>
-          <w:sz w:val="28"/>
-          <w:szCs w:val="28"/>
-        </w:rPr>
-        <w:t>– снижение расходов на гарантийное обслуживание и рекламации до минимума;</w:t>
-      </w:r>
-    </w:p>
-    <w:p>
-      <w:pPr>
-        <w:spacing w:line="360" w:lineRule="auto"/>
-      </w:pPr>
-      <w:r>
-        <w:rPr>
-          <w:rFonts w:ascii="Liberation Serif" w:eastAsia="Liberation Serif" w:hAnsi="Liberation Serif" w:cs="Liberation Serif"/>
-          <w:sz w:val="28"/>
-          <w:szCs w:val="28"/>
-        </w:rPr>
-        <w:t>– соответствие требованиям ГОСТ Р 53325-2024 по электромагнитной совместимости и устойчивости к воздействию повышенной температуры;</w:t>
-      </w:r>
-    </w:p>
-    <w:p>
-      <w:pPr>
-        <w:spacing w:line="360" w:lineRule="auto"/>
-      </w:pPr>
-      <w:r>
-        <w:rPr>
-          <w:rFonts w:ascii="Liberation Serif" w:eastAsia="Liberation Serif" w:hAnsi="Liberation Serif" w:cs="Liberation Serif"/>
-          <w:sz w:val="28"/>
-          <w:szCs w:val="28"/>
-        </w:rPr>
-        <w:t>– формирование конкурентного преимущества перед производителями, применяющими статистический выборочный контроль.</w:t>
-      </w:r>
-    </w:p>
-    <w:p>
-      <w:pPr>
-        <w:spacing w:line="360" w:lineRule="auto"/>
-      </w:pPr>
-      <w:r>
-        <w:rPr>
-          <w:rFonts w:ascii="Liberation Serif" w:eastAsia="Liberation Serif" w:hAnsi="Liberation Serif" w:cs="Liberation Serif"/>
-          <w:sz w:val="28"/>
-          <w:szCs w:val="28"/>
-        </w:rPr>
-        <w:t>Таким образом, система управления качеством на предприятии ООО «</w:t>
-      </w:r>
-      <w:proofErr w:type="spellStart"/>
-      <w:r>
-        <w:rPr>
-          <w:rFonts w:ascii="Liberation Serif" w:eastAsia="Liberation Serif" w:hAnsi="Liberation Serif" w:cs="Liberation Serif"/>
-          <w:sz w:val="28"/>
-          <w:szCs w:val="28"/>
-        </w:rPr>
-        <w:t>СигналПром</w:t>
-      </w:r>
-      <w:proofErr w:type="spellEnd"/>
-      <w:r>
-        <w:rPr>
-          <w:rFonts w:ascii="Liberation Serif" w:eastAsia="Liberation Serif" w:hAnsi="Liberation Serif" w:cs="Liberation Serif"/>
-          <w:sz w:val="28"/>
-          <w:szCs w:val="28"/>
-        </w:rPr>
-        <w:t>» построена на принципе гибридной автоматизации: ручная высококвалифицированная сборка сочетается с полностью автоматизированным инструментальным тестированием и программно-</w:t>
-      </w:r>
-      <w:r>
-        <w:rPr>
-          <w:rFonts w:ascii="Liberation Serif" w:eastAsia="Liberation Serif" w:hAnsi="Liberation Serif" w:cs="Liberation Serif"/>
-          <w:sz w:val="28"/>
-          <w:szCs w:val="28"/>
-        </w:rPr>
-        <w:lastRenderedPageBreak/>
-        <w:t>аппаратной блокировкой выпуска брака. Данный подход соответствует направлению подготовки 15.03.04 «Автоматизация технологических процессов и производств» и демонстрирует практическую реализацию принципов автоматизации на малом производственном предприятии радиоэлектронной отрасли.</w:t>
-      </w:r>
-    </w:p>
-    <w:p>
-      <w:pPr>
-        <w:pStyle w:val="21"/>
-        <w:spacing w:line="360" w:lineRule="auto"/>
-        <w:jc w:val="center"/>
-        <w:rPr>
-          <w:lang w:val="ru-RU"/>
-        </w:rPr>
-      </w:pPr>
-      <w:r>
-        <w:rPr>
-          <w:rFonts w:ascii="Liberation Serif" w:eastAsia="Liberation Serif" w:hAnsi="Liberation Serif" w:cs="Liberation Serif"/>
-          <w:szCs w:val="28"/>
-          <w:lang w:val="ru-RU"/>
-        </w:rPr>
-        <w:t xml:space="preserve">3.4 Внесение данных в </w:t>
-      </w:r>
-      <w:r>
-        <w:rPr>
-          <w:rFonts w:ascii="Liberation Serif" w:eastAsia="Liberation Serif" w:hAnsi="Liberation Serif" w:cs="Liberation Serif"/>
-          <w:szCs w:val="28"/>
-        </w:rPr>
-        <w:t>Project</w:t>
-      </w:r>
-      <w:r>
-        <w:rPr>
-          <w:rFonts w:ascii="Liberation Serif" w:eastAsia="Liberation Serif" w:hAnsi="Liberation Serif" w:cs="Liberation Serif"/>
-          <w:szCs w:val="28"/>
-          <w:lang w:val="ru-RU"/>
-        </w:rPr>
-        <w:t xml:space="preserve"> </w:t>
-      </w:r>
-      <w:r>
-        <w:rPr>
-          <w:rFonts w:ascii="Liberation Serif" w:eastAsia="Liberation Serif" w:hAnsi="Liberation Serif" w:cs="Liberation Serif"/>
-          <w:szCs w:val="28"/>
-        </w:rPr>
         <w:t>Expert</w:t>
       </w:r>
-    </w:p>
-    <w:p>
-      <w:pPr>
-        <w:spacing w:line="360" w:lineRule="auto"/>
-      </w:pPr>
-      <w:r>
-        <w:rPr>
-          <w:rFonts w:ascii="Liberation Serif" w:eastAsia="Liberation Serif" w:hAnsi="Liberation Serif" w:cs="Liberation Serif"/>
-          <w:sz w:val="28"/>
-          <w:szCs w:val="28"/>
-        </w:rPr>
-        <w:t xml:space="preserve">В данной выпускной квалификационной работе финансовое моделирование инвестиционного проекта осуществляется с использованием специализированной программы </w:t>
-      </w:r>
-      <w:r>
-        <w:rPr>
-          <w:rFonts w:ascii="Liberation Serif" w:eastAsia="Liberation Serif" w:hAnsi="Liberation Serif" w:cs="Liberation Serif"/>
-          <w:sz w:val="28"/>
-          <w:szCs w:val="28"/>
-        </w:rPr>
-        <w:t>Project</w:t>
-      </w:r>
-      <w:r>
-        <w:rPr>
-          <w:rFonts w:ascii="Liberation Serif" w:eastAsia="Liberation Serif" w:hAnsi="Liberation Serif" w:cs="Liberation Serif"/>
-          <w:sz w:val="28"/>
-          <w:szCs w:val="28"/>
-        </w:rPr>
-        <w:t xml:space="preserve"> </w:t>
-      </w:r>
-      <w:r>
-        <w:rPr>
-          <w:rFonts w:ascii="Liberation Serif" w:eastAsia="Liberation Serif" w:hAnsi="Liberation Serif" w:cs="Liberation Serif"/>
-          <w:sz w:val="28"/>
-          <w:szCs w:val="28"/>
-        </w:rPr>
-        <w:t>Expert</w:t>
-      </w:r>
-      <w:r>
-        <w:rPr>
-          <w:rFonts w:ascii="Liberation Serif" w:eastAsia="Liberation Serif" w:hAnsi="Liberation Serif" w:cs="Liberation Serif"/>
-          <w:sz w:val="28"/>
-          <w:szCs w:val="28"/>
-        </w:rPr>
-        <w:t xml:space="preserve"> 6 </w:t>
-      </w:r>
-      <w:r>
-        <w:rPr>
-          <w:rFonts w:ascii="Liberation Serif" w:eastAsia="Liberation Serif" w:hAnsi="Liberation Serif" w:cs="Liberation Serif"/>
-          <w:sz w:val="28"/>
-          <w:szCs w:val="28"/>
-        </w:rPr>
-        <w:t>Holding</w:t>
-      </w:r>
-      <w:r>
-        <w:rPr>
-          <w:rFonts w:ascii="Liberation Serif" w:eastAsia="Liberation Serif" w:hAnsi="Liberation Serif" w:cs="Liberation Serif"/>
-          <w:sz w:val="28"/>
-          <w:szCs w:val="28"/>
-        </w:rPr>
-        <w:t>. Программа обладает логичным и удобным интерфейсом, состоящим из тематических разделов, каждый из которых соответствует определённой стадии разработки и оценки проекта. Ввод информации происходит посредством интерактивных форм с разветвлённой системой полей и параметров.</w:t>
-      </w:r>
-    </w:p>
-    <w:p>
-      <w:pPr>
-        <w:spacing w:line="360" w:lineRule="auto"/>
-      </w:pPr>
-      <w:r>
-        <w:rPr>
-          <w:rFonts w:ascii="Liberation Serif" w:eastAsia="Liberation Serif" w:hAnsi="Liberation Serif" w:cs="Liberation Serif"/>
-          <w:sz w:val="28"/>
-          <w:szCs w:val="28"/>
-        </w:rPr>
-        <w:t xml:space="preserve">Все аналитические отчёты и прогнозы формируются на основе загруженных в систему исходных данных. Для комплексного бизнес-планирования в </w:t>
-      </w:r>
-      <w:r>
-        <w:rPr>
-          <w:rFonts w:ascii="Liberation Serif" w:eastAsia="Liberation Serif" w:hAnsi="Liberation Serif" w:cs="Liberation Serif"/>
-          <w:sz w:val="28"/>
-          <w:szCs w:val="28"/>
-        </w:rPr>
-        <w:t>Project</w:t>
-      </w:r>
-      <w:r>
-        <w:rPr>
-          <w:rFonts w:ascii="Liberation Serif" w:eastAsia="Liberation Serif" w:hAnsi="Liberation Serif" w:cs="Liberation Serif"/>
-          <w:sz w:val="28"/>
-          <w:szCs w:val="28"/>
-        </w:rPr>
-        <w:t xml:space="preserve"> </w:t>
-      </w:r>
-      <w:r>
-        <w:rPr>
-          <w:rFonts w:ascii="Liberation Serif" w:eastAsia="Liberation Serif" w:hAnsi="Liberation Serif" w:cs="Liberation Serif"/>
-          <w:sz w:val="28"/>
-          <w:szCs w:val="28"/>
-        </w:rPr>
-        <w:t>Expert</w:t>
-      </w:r>
       <w:r>
         <w:rPr>
           <w:rFonts w:ascii="Liberation Serif" w:eastAsia="Liberation Serif" w:hAnsi="Liberation Serif" w:cs="Liberation Serif"/>
@@ -21716,7 +21763,6 @@
           <w:sz w:val="28"/>
           <w:szCs w:val="28"/>
         </w:rPr>
-        <w:lastRenderedPageBreak/>
         <w:t>– подготовка инвестиционного раздела с проработкой схем привлечения капитала и графиком погашения заёмных средств.</w:t>
       </w:r>
     </w:p>
@@ -21823,6 +21869,7 @@
           <w:sz w:val="28"/>
           <w:szCs w:val="28"/>
         </w:rPr>
+        <w:lastRenderedPageBreak/>
         <w:drawing>
           <wp:inline distT="0" distB="0" distL="0" distR="0" wp14:anchorId="3407E55F" wp14:editId="2DF749AD">
             <wp:extent cx="3752850" cy="3183957"/>
@@ -21898,7 +21945,6 @@
           <w:sz w:val="28"/>
           <w:szCs w:val="28"/>
         </w:rPr>
-        <w:lastRenderedPageBreak/>
         <w:drawing>
           <wp:inline distT="0" distB="0" distL="0" distR="0" wp14:anchorId="02D2355D" wp14:editId="5555D726">
             <wp:extent cx="4429743" cy="1933845"/>
@@ -21975,6 +22021,7 @@
           <w:sz w:val="28"/>
           <w:szCs w:val="28"/>
         </w:rPr>
+        <w:lastRenderedPageBreak/>
         <w:drawing>
           <wp:inline distT="0" distB="0" distL="0" distR="0" wp14:anchorId="592BA6A5" wp14:editId="7AA4F09D">
             <wp:extent cx="4001058" cy="1876687"/>
@@ -22051,7 +22098,6 @@
           <w:sz w:val="28"/>
           <w:szCs w:val="28"/>
         </w:rPr>
-        <w:lastRenderedPageBreak/>
         <w:drawing>
           <wp:inline distT="0" distB="0" distL="0" distR="0" wp14:anchorId="24AFADB9" wp14:editId="4DF492D6">
             <wp:extent cx="4506329" cy="2886075"/>
@@ -22145,7 +22191,34 @@
           <w:sz w:val="28"/>
           <w:szCs w:val="28"/>
         </w:rPr>
-        <w:t>В модуле «Валюта» задаётся основная валюта проекта — российский рубль; вспомогательная — доллар США. Обменный курс на дату старта: 89,5 руб./долл.</w:t>
+        <w:lastRenderedPageBreak/>
+        <w:t xml:space="preserve">В модуле «Валюта» задаётся основная валюта проекта — российский рубль; вспомогательная — доллар США. Обменный курс на дату старта: </w:t>
+      </w:r>
+      <w:r>
+        <w:rPr>
+          <w:rFonts w:ascii="Liberation Serif" w:eastAsia="Liberation Serif" w:hAnsi="Liberation Serif" w:cs="Liberation Serif"/>
+          <w:sz w:val="28"/>
+          <w:szCs w:val="28"/>
+        </w:rPr>
+        <w:t>73,50</w:t>
+      </w:r>
+      <w:r>
+        <w:rPr>
+          <w:rFonts w:ascii="Liberation Serif" w:eastAsia="Liberation Serif" w:hAnsi="Liberation Serif" w:cs="Liberation Serif"/>
+          <w:b/>
+          <w:bCs/>
+          <w:sz w:val="28"/>
+          <w:szCs w:val="28"/>
+        </w:rPr>
+        <w:t xml:space="preserve"> </w:t>
+      </w:r>
+      <w:r>
+        <w:rPr>
+          <w:rFonts w:ascii="Liberation Serif" w:eastAsia="Liberation Serif" w:hAnsi="Liberation Serif" w:cs="Liberation Serif"/>
+          <w:sz w:val="28"/>
+          <w:szCs w:val="28"/>
+        </w:rPr>
+        <w:t>руб./долл.</w:t>
       </w:r>
     </w:p>
     <w:p>
@@ -22237,7 +22310,6 @@
           <w:sz w:val="28"/>
           <w:szCs w:val="28"/>
         </w:rPr>
-        <w:lastRenderedPageBreak/>
         <w:drawing>
           <wp:inline distT="0" distB="0" distL="0" distR="0" wp14:anchorId="3AD7B1A4" wp14:editId="7FC6ABA7">
             <wp:extent cx="5382376" cy="1819529"/>
@@ -22298,7 +22370,31 @@
           <w:sz w:val="28"/>
           <w:szCs w:val="28"/>
         </w:rPr>
-        <w:t>В модуле «Инфляция» задан базовый уровень инфляции 9% годовых с дифференциацией по категориям: сбыт, прямые издержки, общие издержки, заработная плата и недвижимость.</w:t>
+        <w:t xml:space="preserve">В модуле «Инфляция» задан базовый уровень </w:t>
+      </w:r>
+      <w:r>
+        <w:rPr>
+          <w:rFonts w:ascii="Liberation Serif" w:eastAsia="Liberation Serif" w:hAnsi="Liberation Serif" w:cs="Liberation Serif"/>
+          <w:sz w:val="28"/>
+          <w:szCs w:val="28"/>
+        </w:rPr>
+        <w:t>дифференцирована: Сбыт 5%, Прямые 6%, Зарплата 8%, Недвижимость 7%, Общие 5%</w:t>
+      </w:r>
+      <w:r>
+        <w:rPr>
+          <w:rFonts w:ascii="Liberation Serif" w:eastAsia="Liberation Serif" w:hAnsi="Liberation Serif" w:cs="Liberation Serif"/>
+          <w:sz w:val="28"/>
+          <w:szCs w:val="28"/>
+        </w:rPr>
+        <w:t xml:space="preserve"> </w:t>
+      </w:r>
+      <w:r>
+        <w:rPr>
+          <w:rFonts w:ascii="Liberation Serif" w:eastAsia="Liberation Serif" w:hAnsi="Liberation Serif" w:cs="Liberation Serif"/>
+          <w:sz w:val="28"/>
+          <w:szCs w:val="28"/>
+        </w:rPr>
+        <w:t>годовых с дифференциацией по категориям: сбыт, прямые издержки, общие издержки, заработная плата и недвижимость.</w:t>
       </w:r>
     </w:p>
     <w:p>
@@ -22314,6 +22410,7 @@
           <w:sz w:val="28"/>
           <w:szCs w:val="28"/>
         </w:rPr>
+        <w:lastRenderedPageBreak/>
         <w:drawing>
           <wp:inline distT="0" distB="0" distL="0" distR="0" wp14:anchorId="03B42606" wp14:editId="31236D80">
             <wp:extent cx="4906060" cy="2772162"/>
@@ -22374,7 +22471,79 @@
           <w:sz w:val="28"/>
           <w:szCs w:val="28"/>
         </w:rPr>
-        <w:t>В модуле «Налоги» указаны параметры УСН «доходы минус расходы» 15%, страховые взносы 30% и НДС 0% (освобождение при УСН).</w:t>
+        <w:t xml:space="preserve">В модуле «Налоги» указаны параметры УСН «доходы минус расходы» 15%, страховые взносы </w:t>
+      </w:r>
+      <w:r>
+        <w:rPr>
+          <w:rFonts w:ascii="Liberation Serif" w:eastAsia="Liberation Serif" w:hAnsi="Liberation Serif" w:cs="Liberation Serif"/>
+          <w:sz w:val="28"/>
+          <w:szCs w:val="28"/>
+        </w:rPr>
+        <w:t>23</w:t>
+      </w:r>
+      <w:r>
+        <w:rPr>
+          <w:rFonts w:ascii="Liberation Serif" w:eastAsia="Liberation Serif" w:hAnsi="Liberation Serif" w:cs="Liberation Serif"/>
+          <w:sz w:val="28"/>
+          <w:szCs w:val="28"/>
+        </w:rPr>
+        <w:t xml:space="preserve">% и </w:t>
+      </w:r>
+      <w:r>
+        <w:rPr>
+          <w:rFonts w:ascii="Liberation Serif" w:eastAsia="Liberation Serif" w:hAnsi="Liberation Serif" w:cs="Liberation Serif"/>
+          <w:sz w:val="28"/>
+          <w:szCs w:val="28"/>
+        </w:rPr>
+        <w:t>Взносы на травматизм</w:t>
+      </w:r>
+      <w:r>
+        <w:rPr>
+          <w:rFonts w:ascii="Liberation Serif" w:eastAsia="Liberation Serif" w:hAnsi="Liberation Serif" w:cs="Liberation Serif"/>
+          <w:sz w:val="28"/>
+          <w:szCs w:val="28"/>
+        </w:rPr>
+        <w:t xml:space="preserve"> 0</w:t>
+      </w:r>
+      <w:r>
+        <w:rPr>
+          <w:rFonts w:ascii="Liberation Serif" w:eastAsia="Liberation Serif" w:hAnsi="Liberation Serif" w:cs="Liberation Serif"/>
+          <w:sz w:val="28"/>
+          <w:szCs w:val="28"/>
+        </w:rPr>
+        <w:t>.2</w:t>
+      </w:r>
+      <w:r>
+        <w:rPr>
+          <w:rFonts w:ascii="Liberation Serif" w:eastAsia="Liberation Serif" w:hAnsi="Liberation Serif" w:cs="Liberation Serif"/>
+          <w:sz w:val="28"/>
+          <w:szCs w:val="28"/>
+        </w:rPr>
+        <w:t xml:space="preserve">% </w:t>
+      </w:r>
+      <w:r>
+        <w:rPr>
+          <w:rFonts w:ascii="Liberation Serif" w:eastAsia="Liberation Serif" w:hAnsi="Liberation Serif" w:cs="Liberation Serif"/>
+          <w:sz w:val="28"/>
+          <w:szCs w:val="28"/>
+        </w:rPr>
+        <w:t xml:space="preserve">, </w:t>
+      </w:r>
+      <w:r>
+        <w:rPr>
+          <w:rFonts w:ascii="Liberation Serif" w:eastAsia="Liberation Serif" w:hAnsi="Liberation Serif" w:cs="Liberation Serif"/>
+          <w:sz w:val="28"/>
+          <w:szCs w:val="28"/>
+        </w:rPr>
+        <w:t>Без НДС (освобождение по ст. 145 НК РФ)</w:t>
+      </w:r>
+      <w:r>
+        <w:rPr>
+          <w:rFonts w:ascii="Liberation Serif" w:eastAsia="Liberation Serif" w:hAnsi="Liberation Serif" w:cs="Liberation Serif"/>
+          <w:sz w:val="28"/>
+          <w:szCs w:val="28"/>
+        </w:rPr>
+        <w:t>.</w:t>
       </w:r>
     </w:p>
     <w:p>
@@ -22390,7 +22559,6 @@
           <w:sz w:val="28"/>
           <w:szCs w:val="28"/>
         </w:rPr>
-        <w:lastRenderedPageBreak/>
         <w:drawing>
           <wp:inline distT="0" distB="0" distL="0" distR="0" wp14:anchorId="372C9F9E" wp14:editId="45F43B40">
             <wp:extent cx="3924848" cy="3534268"/>
@@ -22458,6 +22626,7 @@
           <w:szCs w:val="28"/>
           <w:lang w:val="ru-RU"/>
         </w:rPr>
+        <w:lastRenderedPageBreak/>
         <w:t>3.4.3 Составление календарного графика работ</w:t>
       </w:r>
     </w:p>
@@ -23186,7 +23355,23 @@
           <w:sz w:val="28"/>
           <w:szCs w:val="28"/>
         </w:rPr>
-        <w:t>В модуле «Кредиты» (Займы) оформляется привлечение заёмных средств. Для финансирования проекта привлекается кредит МСП в размере 2 000 000 рублей на следующих условиях: процентная ставка 12% годовых, срок кредитования 36 месяцев, схема погашения – аннуитетные (равные ежемесячные) платежи. Расчётный ежемесячный платёж по кредиту составляет приблизительно 66 400 рублей.</w:t>
+        <w:t>В модуле «Кредиты» (Займы) оформляется привлечение заёмных средств. Для финансирования проекта привлекается кредит МСП в размере 2 000 000 рублей на следующих условиях: процентная ставка 12% годовых, срок кредитования 3</w:t>
+      </w:r>
+      <w:r>
+        <w:rPr>
+          <w:rFonts w:ascii="Liberation Serif" w:eastAsia="Liberation Serif" w:hAnsi="Liberation Serif" w:cs="Liberation Serif"/>
+          <w:sz w:val="28"/>
+          <w:szCs w:val="28"/>
+        </w:rPr>
+        <w:t>5</w:t>
+      </w:r>
+      <w:r>
+        <w:rPr>
+          <w:rFonts w:ascii="Liberation Serif" w:eastAsia="Liberation Serif" w:hAnsi="Liberation Serif" w:cs="Liberation Serif"/>
+          <w:sz w:val="28"/>
+          <w:szCs w:val="28"/>
+        </w:rPr>
+        <w:t xml:space="preserve"> месяцев, схема погашения – аннуитетные (равные ежемесячные) платежи. Расчётный ежемесячный платёж по кредиту составляет приблизительно 66 400 рублей.</w:t>
       </w:r>
     </w:p>
     <w:p>
@@ -24535,7 +24720,39 @@
           <w:szCs w:val="28"/>
         </w:rPr>
         <w:lastRenderedPageBreak/>
-        <w:t>Совокупный бюджет капитальных вложений составляет 4 795 тыс. рублей, финансируемых за счёт собственных средств учредителей (3 000 тыс. руб.) и банковского кредита МСП (2 000 тыс. руб. под 12% годовых на 36 мес.). Годовая выручка на проектной мощности прогнозируется на уровне 18,66 млн рублей, что не превышает порогового значения для применения упрощённой системы налогообложения без уплаты НДС.</w:t>
+        <w:t xml:space="preserve">Совокупный бюджет капитальных вложений составляет 4 </w:t>
+      </w:r>
+      <w:r>
+        <w:rPr>
+          <w:rFonts w:ascii="Liberation Serif" w:eastAsia="Liberation Serif" w:hAnsi="Liberation Serif" w:cs="Liberation Serif"/>
+          <w:sz w:val="28"/>
+          <w:szCs w:val="28"/>
+        </w:rPr>
+        <w:t>974</w:t>
+      </w:r>
+      <w:r>
+        <w:rPr>
+          <w:rFonts w:ascii="Liberation Serif" w:eastAsia="Liberation Serif" w:hAnsi="Liberation Serif" w:cs="Liberation Serif"/>
+          <w:sz w:val="28"/>
+          <w:szCs w:val="28"/>
+        </w:rPr>
+        <w:t xml:space="preserve"> тыс. рублей, финансируемых за счёт собственных средств учредителей (3 000 тыс. руб.) и банковского кредита МСП (2 000 тыс. руб. под 12% годовых на 3</w:t>
+      </w:r>
+      <w:r>
+        <w:rPr>
+          <w:rFonts w:ascii="Liberation Serif" w:eastAsia="Liberation Serif" w:hAnsi="Liberation Serif" w:cs="Liberation Serif"/>
+          <w:sz w:val="28"/>
+          <w:szCs w:val="28"/>
+        </w:rPr>
+        <w:t>5</w:t>
+      </w:r>
+      <w:r>
+        <w:rPr>
+          <w:rFonts w:ascii="Liberation Serif" w:eastAsia="Liberation Serif" w:hAnsi="Liberation Serif" w:cs="Liberation Serif"/>
+          <w:sz w:val="28"/>
+          <w:szCs w:val="28"/>
+        </w:rPr>
+        <w:t xml:space="preserve"> мес.). Годовая выручка на проектной мощности прогнозируется на уровне 18,66 млн рублей, что не превышает порогового значения для применения упрощённой системы налогообложения без уплаты НДС.</w:t>
       </w:r>
     </w:p>
     <w:p>
@@ -24806,7 +25023,23 @@
           <w:sz w:val="28"/>
           <w:szCs w:val="28"/>
         </w:rPr>
-        <w:t xml:space="preserve">», месторасположение в г. Рязани, состав оборудования общей стоимостью 4 795 тыс. руб., номенклатура продукции с себестоимостью 382 руб./шт.), составлен календарный план инвестиционной фазы (4 месяца), детально описана система автоматизированного управления качеством на базе комбинированного стенда «СИ–ТДК» с </w:t>
+        <w:t xml:space="preserve">», месторасположение в г. Рязани, состав оборудования общей стоимостью 4 </w:t>
+      </w:r>
+      <w:r>
+        <w:rPr>
+          <w:rFonts w:ascii="Liberation Serif" w:eastAsia="Liberation Serif" w:hAnsi="Liberation Serif" w:cs="Liberation Serif"/>
+          <w:sz w:val="28"/>
+          <w:szCs w:val="28"/>
+        </w:rPr>
+        <w:t>974</w:t>
+      </w:r>
+      <w:r>
+        <w:rPr>
+          <w:rFonts w:ascii="Liberation Serif" w:eastAsia="Liberation Serif" w:hAnsi="Liberation Serif" w:cs="Liberation Serif"/>
+          <w:sz w:val="28"/>
+          <w:szCs w:val="28"/>
+        </w:rPr>
+        <w:t xml:space="preserve"> тыс. руб., номенклатура продукции с себестоимостью 382 руб./шт.), составлен календарный план инвестиционной фазы (4 месяца), детально описана система автоматизированного управления качеством на базе комбинированного стенда «СИ–ТДК» с </w:t>
       </w:r>
       <w:r>
         <w:rPr>
